--- a/G1_Assignment2/G1_SprintBacklog.docx
+++ b/G1_Assignment2/G1_SprintBacklog.docx
@@ -4,7 +4,7 @@
   <w:body>
     <w:p>
       <w:pPr>
-        <w:jc w:val="right"/>
+        <w:bidi w:val="0"/>
         <w:rPr>
           <w:b/>
           <w:bCs/>
@@ -21,6 +21,238 @@
           <w:szCs w:val="28"/>
           <w:u w:val="single"/>
         </w:rPr>
+        <w:t>Group #1, members:</w:t>
+      </w:r>
+    </w:p>
+    <w:p>
+      <w:pPr>
+        <w:bidi w:val="0"/>
+        <w:rPr>
+          <w:sz w:val="28"/>
+          <w:szCs w:val="28"/>
+        </w:rPr>
+      </w:pPr>
+      <w:r>
+        <w:rPr>
+          <w:rFonts w:hint="cs"/>
+          <w:sz w:val="28"/>
+          <w:szCs w:val="28"/>
+          <w:rtl/>
+        </w:rPr>
+        <w:t xml:space="preserve"> בר שגיא </w:t>
+      </w:r>
+      <w:hyperlink r:id="rId5" w:history="1">
+        <w:r>
+          <w:rPr>
+            <w:rStyle w:val="Hyperlink"/>
+            <w:sz w:val="28"/>
+            <w:szCs w:val="28"/>
+          </w:rPr>
+          <w:t>bar.sagi@e.braude.ac.il</w:t>
+        </w:r>
+      </w:hyperlink>
+      <w:r>
+        <w:rPr>
+          <w:sz w:val="28"/>
+          <w:szCs w:val="28"/>
+        </w:rPr>
+        <w:t xml:space="preserve"> 206695108</w:t>
+      </w:r>
+    </w:p>
+    <w:p>
+      <w:pPr>
+        <w:bidi w:val="0"/>
+        <w:rPr>
+          <w:sz w:val="28"/>
+          <w:szCs w:val="28"/>
+        </w:rPr>
+      </w:pPr>
+      <w:r>
+        <w:rPr>
+          <w:rFonts w:hint="cs"/>
+          <w:sz w:val="28"/>
+          <w:szCs w:val="28"/>
+          <w:rtl/>
+        </w:rPr>
+        <w:t xml:space="preserve">שירז שמאי </w:t>
+      </w:r>
+      <w:r>
+        <w:rPr>
+          <w:sz w:val="28"/>
+          <w:szCs w:val="28"/>
+        </w:rPr>
+        <w:t xml:space="preserve"> </w:t>
+      </w:r>
+      <w:hyperlink r:id="rId6" w:history="1">
+        <w:r>
+          <w:rPr>
+            <w:rStyle w:val="Hyperlink"/>
+            <w:sz w:val="28"/>
+            <w:szCs w:val="28"/>
+          </w:rPr>
+          <w:t>shiraz.shamai@e.braude.ac.il</w:t>
+        </w:r>
+      </w:hyperlink>
+      <w:r>
+        <w:rPr>
+          <w:sz w:val="28"/>
+          <w:szCs w:val="28"/>
+        </w:rPr>
+        <w:t xml:space="preserve"> 209148782</w:t>
+      </w:r>
+    </w:p>
+    <w:p>
+      <w:pPr>
+        <w:bidi w:val="0"/>
+        <w:rPr>
+          <w:sz w:val="28"/>
+          <w:szCs w:val="28"/>
+        </w:rPr>
+      </w:pPr>
+      <w:r>
+        <w:rPr>
+          <w:rFonts w:hint="cs"/>
+          <w:sz w:val="28"/>
+          <w:szCs w:val="28"/>
+          <w:rtl/>
+        </w:rPr>
+        <w:t>גל דולב</w:t>
+      </w:r>
+      <w:r>
+        <w:rPr>
+          <w:sz w:val="28"/>
+          <w:szCs w:val="28"/>
+        </w:rPr>
+        <w:t xml:space="preserve"> </w:t>
+      </w:r>
+      <w:hyperlink r:id="rId7" w:history="1">
+        <w:r>
+          <w:rPr>
+            <w:rStyle w:val="Hyperlink"/>
+            <w:sz w:val="28"/>
+            <w:szCs w:val="28"/>
+          </w:rPr>
+          <w:t>gal.dolev@e.braude.ac.il</w:t>
+        </w:r>
+      </w:hyperlink>
+      <w:r>
+        <w:rPr>
+          <w:sz w:val="28"/>
+          <w:szCs w:val="28"/>
+        </w:rPr>
+        <w:t xml:space="preserve"> </w:t>
+      </w:r>
+      <w:r>
+        <w:rPr>
+          <w:rFonts w:hint="cs"/>
+          <w:sz w:val="28"/>
+          <w:szCs w:val="28"/>
+          <w:rtl/>
+        </w:rPr>
+        <w:t>315486761</w:t>
+      </w:r>
+    </w:p>
+    <w:p>
+      <w:pPr>
+        <w:bidi w:val="0"/>
+        <w:rPr>
+          <w:rFonts w:hint="cs"/>
+          <w:sz w:val="28"/>
+          <w:szCs w:val="28"/>
+          <w:rtl/>
+        </w:rPr>
+      </w:pPr>
+      <w:r>
+        <w:rPr>
+          <w:rFonts w:hint="cs"/>
+          <w:sz w:val="28"/>
+          <w:szCs w:val="28"/>
+          <w:rtl/>
+        </w:rPr>
+        <w:t>רעות דהן</w:t>
+      </w:r>
+      <w:r>
+        <w:rPr>
+          <w:sz w:val="28"/>
+          <w:szCs w:val="28"/>
+        </w:rPr>
+        <w:t xml:space="preserve"> </w:t>
+      </w:r>
+      <w:hyperlink r:id="rId8" w:history="1">
+        <w:r>
+          <w:rPr>
+            <w:rStyle w:val="Hyperlink"/>
+            <w:sz w:val="28"/>
+            <w:szCs w:val="28"/>
+          </w:rPr>
+          <w:t>reut.dahan@e.braude.ac.il</w:t>
+        </w:r>
+      </w:hyperlink>
+      <w:r>
+        <w:rPr>
+          <w:rFonts w:hint="cs"/>
+          <w:sz w:val="28"/>
+          <w:szCs w:val="28"/>
+          <w:rtl/>
+        </w:rPr>
+        <w:t xml:space="preserve"> 212241848</w:t>
+      </w:r>
+    </w:p>
+    <w:p>
+      <w:pPr>
+        <w:bidi w:val="0"/>
+        <w:rPr>
+          <w:sz w:val="28"/>
+          <w:szCs w:val="28"/>
+        </w:rPr>
+      </w:pPr>
+    </w:p>
+    <w:p>
+      <w:pPr>
+        <w:jc w:val="right"/>
+        <w:rPr>
+          <w:b/>
+          <w:bCs/>
+          <w:sz w:val="28"/>
+          <w:szCs w:val="28"/>
+          <w:u w:val="single"/>
+        </w:rPr>
+      </w:pPr>
+    </w:p>
+    <w:p>
+      <w:pPr>
+        <w:jc w:val="right"/>
+        <w:rPr>
+          <w:rFonts w:hint="cs"/>
+          <w:b/>
+          <w:bCs/>
+          <w:sz w:val="28"/>
+          <w:szCs w:val="28"/>
+          <w:u w:val="single"/>
+        </w:rPr>
+      </w:pPr>
+    </w:p>
+    <w:p>
+      <w:pPr>
+        <w:jc w:val="right"/>
+        <w:rPr>
+          <w:rFonts w:hint="cs"/>
+          <w:b/>
+          <w:bCs/>
+          <w:sz w:val="28"/>
+          <w:szCs w:val="28"/>
+          <w:u w:val="single"/>
+          <w:rtl/>
+        </w:rPr>
+      </w:pPr>
+      <w:r>
+        <w:rPr>
+          <w:b/>
+          <w:bCs/>
+          <w:sz w:val="28"/>
+          <w:szCs w:val="28"/>
+          <w:u w:val="single"/>
+        </w:rPr>
         <w:t>Project Plan Based on Scrum</w:t>
       </w:r>
     </w:p>
@@ -123,14 +355,7 @@
           <w:szCs w:val="22"/>
         </w:rPr>
         <w:br/>
-        <w:t xml:space="preserve">After that, the project work is divided into weekly sprints until the submission of </w:t>
-      </w:r>
-      <w:r>
-        <w:rPr>
-          <w:sz w:val="22"/>
-          <w:szCs w:val="22"/>
-        </w:rPr>
-        <w:t>Assignment</w:t>
+        <w:t>After that, the project work is divided into weekly sprints until the submission of Assignment</w:t>
       </w:r>
       <w:r>
         <w:rPr>
@@ -286,142 +511,24 @@
           <w:szCs w:val="22"/>
         </w:rPr>
         <w:br/>
-        <w:t>The prototype should include a server connected to the database, a client that communicated with the server, read and update operations on the 'order' table, and two separate executable JAR files for the client and the server.</w:t>
-      </w:r>
-    </w:p>
-    <w:p>
-      <w:pPr>
-        <w:bidi w:val="0"/>
-        <w:rPr>
-          <w:b/>
-          <w:bCs/>
-          <w:sz w:val="22"/>
-          <w:szCs w:val="22"/>
-          <w:u w:val="single"/>
-        </w:rPr>
-      </w:pPr>
-    </w:p>
-    <w:p>
-      <w:pPr>
-        <w:bidi w:val="0"/>
-        <w:rPr>
-          <w:b/>
-          <w:bCs/>
-          <w:sz w:val="22"/>
-          <w:szCs w:val="22"/>
-          <w:u w:val="single"/>
-        </w:rPr>
-      </w:pPr>
-    </w:p>
-    <w:p>
-      <w:pPr>
-        <w:bidi w:val="0"/>
-        <w:rPr>
-          <w:b/>
-          <w:bCs/>
-          <w:sz w:val="22"/>
-          <w:szCs w:val="22"/>
-          <w:u w:val="single"/>
-        </w:rPr>
-      </w:pPr>
-    </w:p>
-    <w:p>
-      <w:pPr>
-        <w:bidi w:val="0"/>
-        <w:rPr>
-          <w:b/>
-          <w:bCs/>
-          <w:sz w:val="22"/>
-          <w:szCs w:val="22"/>
-          <w:u w:val="single"/>
-        </w:rPr>
-      </w:pPr>
-    </w:p>
-    <w:p>
-      <w:pPr>
-        <w:bidi w:val="0"/>
-        <w:rPr>
-          <w:b/>
-          <w:bCs/>
-          <w:sz w:val="22"/>
-          <w:szCs w:val="22"/>
-          <w:u w:val="single"/>
-        </w:rPr>
-      </w:pPr>
-    </w:p>
-    <w:p>
-      <w:pPr>
-        <w:bidi w:val="0"/>
-        <w:rPr>
-          <w:b/>
-          <w:bCs/>
-          <w:sz w:val="22"/>
-          <w:szCs w:val="22"/>
-          <w:u w:val="single"/>
-        </w:rPr>
-      </w:pPr>
-    </w:p>
-    <w:p>
-      <w:pPr>
-        <w:bidi w:val="0"/>
-        <w:rPr>
-          <w:b/>
-          <w:bCs/>
-          <w:sz w:val="22"/>
-          <w:szCs w:val="22"/>
-          <w:u w:val="single"/>
-        </w:rPr>
-      </w:pPr>
-    </w:p>
-    <w:p>
-      <w:pPr>
-        <w:bidi w:val="0"/>
-        <w:rPr>
-          <w:b/>
-          <w:bCs/>
-          <w:sz w:val="22"/>
-          <w:szCs w:val="22"/>
-          <w:u w:val="single"/>
-        </w:rPr>
-      </w:pPr>
-    </w:p>
-    <w:p>
-      <w:pPr>
-        <w:bidi w:val="0"/>
-        <w:rPr>
-          <w:b/>
-          <w:bCs/>
-          <w:sz w:val="22"/>
-          <w:szCs w:val="22"/>
-          <w:u w:val="single"/>
-        </w:rPr>
-      </w:pPr>
-    </w:p>
-    <w:p>
-      <w:pPr>
-        <w:bidi w:val="0"/>
-        <w:rPr>
-          <w:sz w:val="22"/>
-          <w:szCs w:val="22"/>
-        </w:rPr>
-      </w:pPr>
-      <w:r>
-        <w:rPr>
-          <w:b/>
-          <w:bCs/>
-          <w:sz w:val="22"/>
-          <w:szCs w:val="22"/>
-          <w:u w:val="single"/>
-        </w:rPr>
-        <w:lastRenderedPageBreak/>
-        <w:br/>
-      </w:r>
+        <w:t>The prototype should include a server connected to the database, a client that communicated with the server, read and update operations on the 'order' table, and two separate executable JAR files for the client and the server</w:t>
+      </w:r>
+    </w:p>
+    <w:p>
+      <w:pPr>
+        <w:bidi w:val="0"/>
+        <w:rPr>
+          <w:sz w:val="22"/>
+          <w:szCs w:val="22"/>
+        </w:rPr>
+      </w:pPr>
       <w:r>
         <w:rPr>
           <w:b/>
           <w:bCs/>
           <w:u w:val="single"/>
         </w:rPr>
+        <w:lastRenderedPageBreak/>
         <w:t>P</w:t>
       </w:r>
       <w:r>
@@ -447,40 +554,12 @@
           <w:sz w:val="22"/>
           <w:szCs w:val="22"/>
         </w:rPr>
-        <w:t xml:space="preserve">The product Backlog includes the main tasks required for </w:t>
-      </w:r>
-      <w:r>
-        <w:rPr>
-          <w:sz w:val="22"/>
-          <w:szCs w:val="22"/>
-        </w:rPr>
-        <w:t>Assignment</w:t>
-      </w:r>
-      <w:r>
-        <w:rPr>
-          <w:sz w:val="22"/>
-          <w:szCs w:val="22"/>
-        </w:rPr>
-        <w:t>-</w:t>
-      </w:r>
-      <w:r>
-        <w:rPr>
-          <w:sz w:val="22"/>
-          <w:szCs w:val="22"/>
-        </w:rPr>
-        <w:t>2</w:t>
-      </w:r>
-      <w:r>
-        <w:rPr>
-          <w:sz w:val="22"/>
-          <w:szCs w:val="22"/>
-        </w:rPr>
-        <w:t>. These tasks were later divided into weekly sprints and assigned to team members.</w:t>
-      </w:r>
-    </w:p>
-    <w:p>
-      <w:pPr>
-        <w:pStyle w:val="ListParagraph"/>
+        <w:t>The product Backlog includes the main tasks required for Assignment-2. These tasks were later divided into weekly sprints and assigned to team members.</w:t>
+      </w:r>
+    </w:p>
+    <w:p>
+      <w:pPr>
+        <w:pStyle w:val="a9"/>
         <w:numPr>
           <w:ilvl w:val="0"/>
           <w:numId w:val="2"/>
@@ -510,7 +589,7 @@
     </w:p>
     <w:p>
       <w:pPr>
-        <w:pStyle w:val="ListParagraph"/>
+        <w:pStyle w:val="a9"/>
         <w:numPr>
           <w:ilvl w:val="0"/>
           <w:numId w:val="2"/>
@@ -531,7 +610,7 @@
     </w:p>
     <w:p>
       <w:pPr>
-        <w:pStyle w:val="ListParagraph"/>
+        <w:pStyle w:val="a9"/>
         <w:numPr>
           <w:ilvl w:val="0"/>
           <w:numId w:val="2"/>
@@ -552,7 +631,7 @@
     </w:p>
     <w:p>
       <w:pPr>
-        <w:pStyle w:val="ListParagraph"/>
+        <w:pStyle w:val="a9"/>
         <w:numPr>
           <w:ilvl w:val="0"/>
           <w:numId w:val="2"/>
@@ -573,7 +652,7 @@
     </w:p>
     <w:p>
       <w:pPr>
-        <w:pStyle w:val="ListParagraph"/>
+        <w:pStyle w:val="a9"/>
         <w:numPr>
           <w:ilvl w:val="0"/>
           <w:numId w:val="2"/>
@@ -594,7 +673,7 @@
     </w:p>
     <w:p>
       <w:pPr>
-        <w:pStyle w:val="ListParagraph"/>
+        <w:pStyle w:val="a9"/>
         <w:numPr>
           <w:ilvl w:val="0"/>
           <w:numId w:val="2"/>
@@ -615,7 +694,7 @@
     </w:p>
     <w:p>
       <w:pPr>
-        <w:pStyle w:val="ListParagraph"/>
+        <w:pStyle w:val="a9"/>
         <w:numPr>
           <w:ilvl w:val="0"/>
           <w:numId w:val="2"/>
@@ -636,7 +715,7 @@
     </w:p>
     <w:p>
       <w:pPr>
-        <w:pStyle w:val="ListParagraph"/>
+        <w:pStyle w:val="a9"/>
         <w:numPr>
           <w:ilvl w:val="0"/>
           <w:numId w:val="2"/>
@@ -657,7 +736,7 @@
     </w:p>
     <w:p>
       <w:pPr>
-        <w:pStyle w:val="ListParagraph"/>
+        <w:pStyle w:val="a9"/>
         <w:numPr>
           <w:ilvl w:val="0"/>
           <w:numId w:val="2"/>
@@ -678,7 +757,7 @@
     </w:p>
     <w:p>
       <w:pPr>
-        <w:pStyle w:val="ListParagraph"/>
+        <w:pStyle w:val="a9"/>
         <w:numPr>
           <w:ilvl w:val="0"/>
           <w:numId w:val="2"/>
@@ -694,19 +773,12 @@
           <w:sz w:val="22"/>
           <w:szCs w:val="22"/>
         </w:rPr>
-        <w:t xml:space="preserve">Build the server-side </w:t>
-      </w:r>
-      <w:r>
-        <w:rPr>
-          <w:sz w:val="22"/>
-          <w:szCs w:val="22"/>
-        </w:rPr>
-        <w:t>prototype</w:t>
-      </w:r>
-    </w:p>
-    <w:p>
-      <w:pPr>
-        <w:pStyle w:val="ListParagraph"/>
+        <w:t>Build the server-side prototype</w:t>
+      </w:r>
+    </w:p>
+    <w:p>
+      <w:pPr>
+        <w:pStyle w:val="a9"/>
         <w:numPr>
           <w:ilvl w:val="0"/>
           <w:numId w:val="2"/>
@@ -727,7 +799,7 @@
     </w:p>
     <w:p>
       <w:pPr>
-        <w:pStyle w:val="ListParagraph"/>
+        <w:pStyle w:val="a9"/>
         <w:numPr>
           <w:ilvl w:val="0"/>
           <w:numId w:val="2"/>
@@ -743,19 +815,12 @@
           <w:sz w:val="22"/>
           <w:szCs w:val="22"/>
         </w:rPr>
-        <w:t>Implement</w:t>
-      </w:r>
-      <w:r>
-        <w:rPr>
-          <w:sz w:val="22"/>
-          <w:szCs w:val="22"/>
-        </w:rPr>
-        <w:t xml:space="preserve"> JavaFX user interfaces</w:t>
-      </w:r>
-    </w:p>
-    <w:p>
-      <w:pPr>
-        <w:pStyle w:val="ListParagraph"/>
+        <w:t>Implement JavaFX user interfaces</w:t>
+      </w:r>
+    </w:p>
+    <w:p>
+      <w:pPr>
+        <w:pStyle w:val="a9"/>
         <w:numPr>
           <w:ilvl w:val="0"/>
           <w:numId w:val="2"/>
@@ -771,19 +836,12 @@
           <w:sz w:val="22"/>
           <w:szCs w:val="22"/>
         </w:rPr>
-        <w:t>Implement</w:t>
-      </w:r>
-      <w:r>
-        <w:rPr>
-          <w:sz w:val="22"/>
-          <w:szCs w:val="22"/>
-        </w:rPr>
-        <w:t xml:space="preserve"> database connection</w:t>
-      </w:r>
-    </w:p>
-    <w:p>
-      <w:pPr>
-        <w:pStyle w:val="ListParagraph"/>
+        <w:t>Implement database connection</w:t>
+      </w:r>
+    </w:p>
+    <w:p>
+      <w:pPr>
+        <w:pStyle w:val="a9"/>
         <w:numPr>
           <w:ilvl w:val="0"/>
           <w:numId w:val="2"/>
@@ -800,14 +858,7 @@
           <w:sz w:val="22"/>
           <w:szCs w:val="22"/>
         </w:rPr>
-        <w:t>Implement</w:t>
-      </w:r>
-      <w:r>
-        <w:rPr>
-          <w:sz w:val="22"/>
-          <w:szCs w:val="22"/>
-        </w:rPr>
-        <w:t xml:space="preserve"> read</w:t>
+        <w:t>Implement read</w:t>
       </w:r>
       <w:proofErr w:type="gramEnd"/>
       <w:r>
@@ -820,7 +871,7 @@
     </w:p>
     <w:p>
       <w:pPr>
-        <w:pStyle w:val="ListParagraph"/>
+        <w:pStyle w:val="a9"/>
         <w:numPr>
           <w:ilvl w:val="0"/>
           <w:numId w:val="2"/>
@@ -836,14 +887,7 @@
           <w:sz w:val="22"/>
           <w:szCs w:val="22"/>
         </w:rPr>
-        <w:t>Implement</w:t>
-      </w:r>
-      <w:r>
-        <w:rPr>
-          <w:sz w:val="22"/>
-          <w:szCs w:val="22"/>
-        </w:rPr>
-        <w:t xml:space="preserve"> update operation for '</w:t>
+        <w:t>Implement update operation for '</w:t>
       </w:r>
       <w:proofErr w:type="spellStart"/>
       <w:r>
@@ -880,7 +924,7 @@
     </w:p>
     <w:p>
       <w:pPr>
-        <w:pStyle w:val="ListParagraph"/>
+        <w:pStyle w:val="a9"/>
         <w:numPr>
           <w:ilvl w:val="0"/>
           <w:numId w:val="2"/>
@@ -896,19 +940,12 @@
           <w:sz w:val="22"/>
           <w:szCs w:val="22"/>
         </w:rPr>
-        <w:t>Implement</w:t>
-      </w:r>
-      <w:r>
-        <w:rPr>
-          <w:sz w:val="22"/>
-          <w:szCs w:val="22"/>
-        </w:rPr>
-        <w:t xml:space="preserve"> client connection and disconnection handling</w:t>
-      </w:r>
-    </w:p>
-    <w:p>
-      <w:pPr>
-        <w:pStyle w:val="ListParagraph"/>
+        <w:t>Implement client connection and disconnection handling</w:t>
+      </w:r>
+    </w:p>
+    <w:p>
+      <w:pPr>
+        <w:pStyle w:val="a9"/>
         <w:numPr>
           <w:ilvl w:val="0"/>
           <w:numId w:val="2"/>
@@ -936,7 +973,7 @@
     </w:p>
     <w:p>
       <w:pPr>
-        <w:pStyle w:val="ListParagraph"/>
+        <w:pStyle w:val="a9"/>
         <w:numPr>
           <w:ilvl w:val="0"/>
           <w:numId w:val="2"/>
@@ -957,7 +994,7 @@
     </w:p>
     <w:p>
       <w:pPr>
-        <w:pStyle w:val="ListParagraph"/>
+        <w:pStyle w:val="a9"/>
         <w:numPr>
           <w:ilvl w:val="0"/>
           <w:numId w:val="2"/>
@@ -973,26 +1010,12 @@
           <w:sz w:val="22"/>
           <w:szCs w:val="22"/>
         </w:rPr>
-        <w:t xml:space="preserve">Export </w:t>
-      </w:r>
-      <w:r>
-        <w:rPr>
-          <w:sz w:val="22"/>
-          <w:szCs w:val="22"/>
-        </w:rPr>
-        <w:t>server</w:t>
-      </w:r>
-      <w:r>
-        <w:rPr>
-          <w:sz w:val="22"/>
-          <w:szCs w:val="22"/>
-        </w:rPr>
-        <w:t xml:space="preserve"> JAR</w:t>
-      </w:r>
-    </w:p>
-    <w:p>
-      <w:pPr>
-        <w:pStyle w:val="ListParagraph"/>
+        <w:t>Export server JAR</w:t>
+      </w:r>
+    </w:p>
+    <w:p>
+      <w:pPr>
+        <w:pStyle w:val="a9"/>
         <w:numPr>
           <w:ilvl w:val="0"/>
           <w:numId w:val="2"/>
@@ -1013,7 +1036,7 @@
     </w:p>
     <w:p>
       <w:pPr>
-        <w:pStyle w:val="ListParagraph"/>
+        <w:pStyle w:val="a9"/>
         <w:numPr>
           <w:ilvl w:val="0"/>
           <w:numId w:val="2"/>
@@ -1142,6 +1165,15 @@
       <w:pPr>
         <w:bidi w:val="0"/>
         <w:rPr>
+          <w:sz w:val="22"/>
+          <w:szCs w:val="22"/>
+        </w:rPr>
+      </w:pPr>
+    </w:p>
+    <w:p>
+      <w:pPr>
+        <w:bidi w:val="0"/>
+        <w:rPr>
           <w:b/>
           <w:bCs/>
           <w:u w:val="single"/>
@@ -1288,7 +1320,7 @@
     </w:p>
     <w:p>
       <w:pPr>
-        <w:pStyle w:val="ListParagraph"/>
+        <w:pStyle w:val="a9"/>
         <w:numPr>
           <w:ilvl w:val="0"/>
           <w:numId w:val="3"/>
@@ -1309,7 +1341,7 @@
     </w:p>
     <w:p>
       <w:pPr>
-        <w:pStyle w:val="ListParagraph"/>
+        <w:pStyle w:val="a9"/>
         <w:numPr>
           <w:ilvl w:val="0"/>
           <w:numId w:val="3"/>
@@ -1330,7 +1362,7 @@
     </w:p>
     <w:p>
       <w:pPr>
-        <w:pStyle w:val="ListParagraph"/>
+        <w:pStyle w:val="a9"/>
         <w:numPr>
           <w:ilvl w:val="0"/>
           <w:numId w:val="3"/>
@@ -1351,7 +1383,7 @@
     </w:p>
     <w:p>
       <w:pPr>
-        <w:pStyle w:val="ListParagraph"/>
+        <w:pStyle w:val="a9"/>
         <w:numPr>
           <w:ilvl w:val="0"/>
           <w:numId w:val="3"/>
@@ -1372,7 +1404,7 @@
     </w:p>
     <w:p>
       <w:pPr>
-        <w:pStyle w:val="ListParagraph"/>
+        <w:pStyle w:val="a9"/>
         <w:numPr>
           <w:ilvl w:val="0"/>
           <w:numId w:val="3"/>
@@ -1411,7 +1443,7 @@
     </w:p>
     <w:tbl>
       <w:tblPr>
-        <w:tblStyle w:val="TableGrid"/>
+        <w:tblStyle w:val="ae"/>
         <w:tblW w:w="0" w:type="auto"/>
         <w:tblLook w:val="04A0" w:firstRow="1" w:lastRow="0" w:firstColumn="1" w:lastColumn="0" w:noHBand="0" w:noVBand="1"/>
       </w:tblPr>
@@ -1725,14 +1757,7 @@
                 <w:sz w:val="22"/>
                 <w:szCs w:val="22"/>
               </w:rPr>
-              <w:t>R</w:t>
-            </w:r>
-            <w:r>
-              <w:rPr>
-                <w:sz w:val="22"/>
-                <w:szCs w:val="22"/>
-              </w:rPr>
-              <w:t>eview project story</w:t>
+              <w:t>Review project story</w:t>
             </w:r>
           </w:p>
           <w:p>
@@ -1814,160 +1839,59 @@
           <w:szCs w:val="22"/>
           <w:u w:val="single"/>
         </w:rPr>
-        <w:t>Sprint-</w:t>
-      </w:r>
-      <w:r>
-        <w:rPr>
-          <w:b/>
-          <w:bCs/>
+        <w:t>Sprint-2 (05.04.26-11.04.26)</w:t>
+      </w:r>
+      <w:r>
+        <w:rPr>
+          <w:sz w:val="22"/>
+          <w:szCs w:val="22"/>
+        </w:rPr>
+        <w:br/>
+      </w:r>
+      <w:r>
+        <w:rPr>
           <w:sz w:val="22"/>
           <w:szCs w:val="22"/>
           <w:u w:val="single"/>
         </w:rPr>
-        <w:t>2</w:t>
-      </w:r>
-      <w:r>
-        <w:rPr>
-          <w:b/>
-          <w:bCs/>
+        <w:t>Sprint Goal:</w:t>
+      </w:r>
+      <w:r>
+        <w:rPr>
+          <w:sz w:val="22"/>
+          <w:szCs w:val="22"/>
+        </w:rPr>
+        <w:t xml:space="preserve"> </w:t>
+      </w:r>
+      <w:r>
+        <w:rPr>
+          <w:sz w:val="22"/>
+          <w:szCs w:val="22"/>
+        </w:rPr>
+        <w:t>Completing the analysis work for Assignment-1 and preparing the submission.</w:t>
+      </w:r>
+    </w:p>
+    <w:p>
+      <w:pPr>
+        <w:bidi w:val="0"/>
+        <w:rPr>
           <w:sz w:val="22"/>
           <w:szCs w:val="22"/>
           <w:u w:val="single"/>
         </w:rPr>
-        <w:t xml:space="preserve"> (</w:t>
-      </w:r>
-      <w:r>
-        <w:rPr>
-          <w:b/>
-          <w:bCs/>
+      </w:pPr>
+      <w:r>
+        <w:rPr>
           <w:sz w:val="22"/>
           <w:szCs w:val="22"/>
           <w:u w:val="single"/>
         </w:rPr>
-        <w:t>05</w:t>
-      </w:r>
-      <w:r>
-        <w:rPr>
-          <w:b/>
-          <w:bCs/>
-          <w:sz w:val="22"/>
-          <w:szCs w:val="22"/>
-          <w:u w:val="single"/>
-        </w:rPr>
-        <w:t>.0</w:t>
-      </w:r>
-      <w:r>
-        <w:rPr>
-          <w:b/>
-          <w:bCs/>
-          <w:sz w:val="22"/>
-          <w:szCs w:val="22"/>
-          <w:u w:val="single"/>
-        </w:rPr>
-        <w:t>4</w:t>
-      </w:r>
-      <w:r>
-        <w:rPr>
-          <w:b/>
-          <w:bCs/>
-          <w:sz w:val="22"/>
-          <w:szCs w:val="22"/>
-          <w:u w:val="single"/>
-        </w:rPr>
-        <w:t>.26-</w:t>
-      </w:r>
-      <w:r>
-        <w:rPr>
-          <w:b/>
-          <w:bCs/>
-          <w:sz w:val="22"/>
-          <w:szCs w:val="22"/>
-          <w:u w:val="single"/>
-        </w:rPr>
-        <w:t>11</w:t>
-      </w:r>
-      <w:r>
-        <w:rPr>
-          <w:b/>
-          <w:bCs/>
-          <w:sz w:val="22"/>
-          <w:szCs w:val="22"/>
-          <w:u w:val="single"/>
-        </w:rPr>
-        <w:t>.04.26)</w:t>
-      </w:r>
-      <w:r>
-        <w:rPr>
-          <w:sz w:val="22"/>
-          <w:szCs w:val="22"/>
-        </w:rPr>
-        <w:br/>
-      </w:r>
-      <w:r>
-        <w:rPr>
-          <w:sz w:val="22"/>
-          <w:szCs w:val="22"/>
-          <w:u w:val="single"/>
-        </w:rPr>
-        <w:t>Sprint Goal:</w:t>
-      </w:r>
-      <w:r>
-        <w:rPr>
-          <w:sz w:val="22"/>
-          <w:szCs w:val="22"/>
-        </w:rPr>
-        <w:t xml:space="preserve"> </w:t>
-      </w:r>
-      <w:r>
-        <w:rPr>
-          <w:sz w:val="22"/>
-          <w:szCs w:val="22"/>
-        </w:rPr>
-        <w:t>Completing the analysis work for Assignment</w:t>
-      </w:r>
-      <w:r>
-        <w:rPr>
-          <w:sz w:val="22"/>
-          <w:szCs w:val="22"/>
-        </w:rPr>
-        <w:t>-</w:t>
-      </w:r>
-      <w:r>
-        <w:rPr>
-          <w:sz w:val="22"/>
-          <w:szCs w:val="22"/>
-        </w:rPr>
-        <w:t>1 and preparing the submission</w:t>
-      </w:r>
-      <w:r>
-        <w:rPr>
-          <w:sz w:val="22"/>
-          <w:szCs w:val="22"/>
-        </w:rPr>
-        <w:t>.</w:t>
-      </w:r>
-    </w:p>
-    <w:p>
-      <w:pPr>
-        <w:bidi w:val="0"/>
-        <w:rPr>
-          <w:sz w:val="22"/>
-          <w:szCs w:val="22"/>
-          <w:u w:val="single"/>
-        </w:rPr>
-      </w:pPr>
-      <w:r>
-        <w:rPr>
-          <w:sz w:val="22"/>
-          <w:szCs w:val="22"/>
-          <w:u w:val="single"/>
-        </w:rPr>
         <w:t>Planning Tasks:</w:t>
       </w:r>
     </w:p>
     <w:p>
       <w:pPr>
-        <w:pStyle w:val="ListParagraph"/>
+        <w:pStyle w:val="a9"/>
         <w:numPr>
           <w:ilvl w:val="0"/>
           <w:numId w:val="4"/>
@@ -1988,7 +1912,7 @@
     </w:p>
     <w:p>
       <w:pPr>
-        <w:pStyle w:val="ListParagraph"/>
+        <w:pStyle w:val="a9"/>
         <w:numPr>
           <w:ilvl w:val="0"/>
           <w:numId w:val="4"/>
@@ -2009,7 +1933,7 @@
     </w:p>
     <w:p>
       <w:pPr>
-        <w:pStyle w:val="ListParagraph"/>
+        <w:pStyle w:val="a9"/>
         <w:numPr>
           <w:ilvl w:val="0"/>
           <w:numId w:val="4"/>
@@ -2030,7 +1954,7 @@
     </w:p>
     <w:p>
       <w:pPr>
-        <w:pStyle w:val="ListParagraph"/>
+        <w:pStyle w:val="a9"/>
         <w:numPr>
           <w:ilvl w:val="0"/>
           <w:numId w:val="4"/>
@@ -2055,19 +1979,12 @@
           <w:sz w:val="22"/>
           <w:szCs w:val="22"/>
         </w:rPr>
-        <w:t xml:space="preserve"> the required files for </w:t>
-      </w:r>
-      <w:r>
-        <w:rPr>
-          <w:sz w:val="22"/>
-          <w:szCs w:val="22"/>
-        </w:rPr>
-        <w:t>Assignment-1</w:t>
-      </w:r>
-    </w:p>
-    <w:p>
-      <w:pPr>
-        <w:pStyle w:val="ListParagraph"/>
+        <w:t xml:space="preserve"> the required files for Assignment-1</w:t>
+      </w:r>
+    </w:p>
+    <w:p>
+      <w:pPr>
+        <w:pStyle w:val="a9"/>
         <w:numPr>
           <w:ilvl w:val="0"/>
           <w:numId w:val="4"/>
@@ -2083,14 +2000,7 @@
           <w:sz w:val="22"/>
           <w:szCs w:val="22"/>
         </w:rPr>
-        <w:t xml:space="preserve">Prepare the final submission of </w:t>
-      </w:r>
-      <w:r>
-        <w:rPr>
-          <w:sz w:val="22"/>
-          <w:szCs w:val="22"/>
-        </w:rPr>
-        <w:t>Assignment-1</w:t>
+        <w:t>Prepare the final submission of Assignment-1</w:t>
       </w:r>
     </w:p>
     <w:p>
@@ -2113,7 +2023,7 @@
     </w:p>
     <w:tbl>
       <w:tblPr>
-        <w:tblStyle w:val="TableGrid"/>
+        <w:tblStyle w:val="ae"/>
         <w:tblW w:w="0" w:type="auto"/>
         <w:tblLook w:val="04A0" w:firstRow="1" w:lastRow="0" w:firstColumn="1" w:lastColumn="0" w:noHBand="0" w:noVBand="1"/>
       </w:tblPr>
@@ -2519,160 +2429,80 @@
           <w:u w:val="single"/>
         </w:rPr>
         <w:lastRenderedPageBreak/>
-        <w:t>Sprint-</w:t>
-      </w:r>
-      <w:r>
-        <w:rPr>
-          <w:b/>
-          <w:bCs/>
+        <w:t>Sprint-3 (12.04.26-18.04.26)</w:t>
+      </w:r>
+      <w:r>
+        <w:rPr>
+          <w:sz w:val="22"/>
+          <w:szCs w:val="22"/>
+        </w:rPr>
+        <w:br/>
+      </w:r>
+      <w:r>
+        <w:rPr>
           <w:sz w:val="22"/>
           <w:szCs w:val="22"/>
           <w:u w:val="single"/>
         </w:rPr>
-        <w:t>3</w:t>
-      </w:r>
-      <w:r>
-        <w:rPr>
-          <w:b/>
-          <w:bCs/>
+        <w:t>Sprint Goal:</w:t>
+      </w:r>
+      <w:r>
+        <w:rPr>
+          <w:sz w:val="22"/>
+          <w:szCs w:val="22"/>
+        </w:rPr>
+        <w:t xml:space="preserve"> </w:t>
+      </w:r>
+      <w:r>
+        <w:rPr>
+          <w:sz w:val="22"/>
+          <w:szCs w:val="22"/>
+        </w:rPr>
+        <w:t>Submitting Assignment 1 and starting the design phase of Assignment</w:t>
+      </w:r>
+      <w:r>
+        <w:rPr>
+          <w:sz w:val="22"/>
+          <w:szCs w:val="22"/>
+        </w:rPr>
+        <w:t>-</w:t>
+      </w:r>
+      <w:r>
+        <w:rPr>
+          <w:sz w:val="22"/>
+          <w:szCs w:val="22"/>
+        </w:rPr>
+        <w:t>2</w:t>
+      </w:r>
+      <w:r>
+        <w:rPr>
+          <w:sz w:val="22"/>
+          <w:szCs w:val="22"/>
+        </w:rPr>
+        <w:t>.</w:t>
+      </w:r>
+    </w:p>
+    <w:p>
+      <w:pPr>
+        <w:bidi w:val="0"/>
+        <w:rPr>
           <w:sz w:val="22"/>
           <w:szCs w:val="22"/>
           <w:u w:val="single"/>
         </w:rPr>
-        <w:t xml:space="preserve"> (</w:t>
-      </w:r>
-      <w:r>
-        <w:rPr>
-          <w:b/>
-          <w:bCs/>
+      </w:pPr>
+      <w:r>
+        <w:rPr>
           <w:sz w:val="22"/>
           <w:szCs w:val="22"/>
           <w:u w:val="single"/>
         </w:rPr>
-        <w:t>12</w:t>
-      </w:r>
-      <w:r>
-        <w:rPr>
-          <w:b/>
-          <w:bCs/>
-          <w:sz w:val="22"/>
-          <w:szCs w:val="22"/>
-          <w:u w:val="single"/>
-        </w:rPr>
-        <w:t>.0</w:t>
-      </w:r>
-      <w:r>
-        <w:rPr>
-          <w:b/>
-          <w:bCs/>
-          <w:sz w:val="22"/>
-          <w:szCs w:val="22"/>
-          <w:u w:val="single"/>
-        </w:rPr>
-        <w:t>4</w:t>
-      </w:r>
-      <w:r>
-        <w:rPr>
-          <w:b/>
-          <w:bCs/>
-          <w:sz w:val="22"/>
-          <w:szCs w:val="22"/>
-          <w:u w:val="single"/>
-        </w:rPr>
-        <w:t>.26-</w:t>
-      </w:r>
-      <w:r>
-        <w:rPr>
-          <w:b/>
-          <w:bCs/>
-          <w:sz w:val="22"/>
-          <w:szCs w:val="22"/>
-          <w:u w:val="single"/>
-        </w:rPr>
-        <w:t>18</w:t>
-      </w:r>
-      <w:r>
-        <w:rPr>
-          <w:b/>
-          <w:bCs/>
-          <w:sz w:val="22"/>
-          <w:szCs w:val="22"/>
-          <w:u w:val="single"/>
-        </w:rPr>
-        <w:t>.04.26)</w:t>
-      </w:r>
-      <w:r>
-        <w:rPr>
-          <w:sz w:val="22"/>
-          <w:szCs w:val="22"/>
-        </w:rPr>
-        <w:br/>
-      </w:r>
-      <w:r>
-        <w:rPr>
-          <w:sz w:val="22"/>
-          <w:szCs w:val="22"/>
-          <w:u w:val="single"/>
-        </w:rPr>
-        <w:t>Sprint Goal:</w:t>
-      </w:r>
-      <w:r>
-        <w:rPr>
-          <w:sz w:val="22"/>
-          <w:szCs w:val="22"/>
-        </w:rPr>
-        <w:t xml:space="preserve"> </w:t>
-      </w:r>
-      <w:r>
-        <w:rPr>
-          <w:sz w:val="22"/>
-          <w:szCs w:val="22"/>
-        </w:rPr>
-        <w:t>Submitting Assignment 1 and starting the design phase of Assignment</w:t>
-      </w:r>
-      <w:r>
-        <w:rPr>
-          <w:sz w:val="22"/>
-          <w:szCs w:val="22"/>
-        </w:rPr>
-        <w:t>-</w:t>
-      </w:r>
-      <w:r>
-        <w:rPr>
-          <w:sz w:val="22"/>
-          <w:szCs w:val="22"/>
-        </w:rPr>
-        <w:t>2</w:t>
-      </w:r>
-      <w:r>
-        <w:rPr>
-          <w:sz w:val="22"/>
-          <w:szCs w:val="22"/>
-        </w:rPr>
-        <w:t>.</w:t>
-      </w:r>
-    </w:p>
-    <w:p>
-      <w:pPr>
-        <w:bidi w:val="0"/>
-        <w:rPr>
-          <w:sz w:val="22"/>
-          <w:szCs w:val="22"/>
-          <w:u w:val="single"/>
-        </w:rPr>
-      </w:pPr>
-      <w:r>
-        <w:rPr>
-          <w:sz w:val="22"/>
-          <w:szCs w:val="22"/>
-          <w:u w:val="single"/>
-        </w:rPr>
         <w:t>Planning Tasks:</w:t>
       </w:r>
     </w:p>
     <w:p>
       <w:pPr>
-        <w:pStyle w:val="ListParagraph"/>
+        <w:pStyle w:val="a9"/>
         <w:numPr>
           <w:ilvl w:val="0"/>
           <w:numId w:val="5"/>
@@ -2693,7 +2523,7 @@
     </w:p>
     <w:p>
       <w:pPr>
-        <w:pStyle w:val="ListParagraph"/>
+        <w:pStyle w:val="a9"/>
         <w:numPr>
           <w:ilvl w:val="0"/>
           <w:numId w:val="5"/>
@@ -2721,7 +2551,7 @@
     </w:p>
     <w:p>
       <w:pPr>
-        <w:pStyle w:val="ListParagraph"/>
+        <w:pStyle w:val="a9"/>
         <w:numPr>
           <w:ilvl w:val="0"/>
           <w:numId w:val="5"/>
@@ -2749,7 +2579,7 @@
     </w:p>
     <w:p>
       <w:pPr>
-        <w:pStyle w:val="ListParagraph"/>
+        <w:pStyle w:val="a9"/>
         <w:numPr>
           <w:ilvl w:val="0"/>
           <w:numId w:val="5"/>
@@ -2793,7 +2623,7 @@
     </w:p>
     <w:p>
       <w:pPr>
-        <w:pStyle w:val="ListParagraph"/>
+        <w:pStyle w:val="a9"/>
         <w:numPr>
           <w:ilvl w:val="0"/>
           <w:numId w:val="5"/>
@@ -2832,7 +2662,7 @@
     </w:p>
     <w:tbl>
       <w:tblPr>
-        <w:tblStyle w:val="TableGrid"/>
+        <w:tblStyle w:val="ae"/>
         <w:tblW w:w="0" w:type="auto"/>
         <w:tblLook w:val="04A0" w:firstRow="1" w:lastRow="0" w:firstColumn="1" w:lastColumn="0" w:noHBand="0" w:noVBand="1"/>
       </w:tblPr>
@@ -3012,21 +2842,7 @@
                 <w:sz w:val="22"/>
                 <w:szCs w:val="22"/>
               </w:rPr>
-              <w:t xml:space="preserve"> </w:t>
-            </w:r>
-            <w:r>
-              <w:rPr>
-                <w:sz w:val="22"/>
-                <w:szCs w:val="22"/>
-              </w:rPr>
-              <w:t>requirements</w:t>
-            </w:r>
-            <w:r>
-              <w:rPr>
-                <w:sz w:val="22"/>
-                <w:szCs w:val="22"/>
-              </w:rPr>
-              <w:t xml:space="preserve"> and plan next tasks</w:t>
+              <w:t xml:space="preserve"> requirements and plan next tasks</w:t>
             </w:r>
           </w:p>
           <w:p>
@@ -3305,126 +3121,66 @@
           <w:szCs w:val="22"/>
           <w:u w:val="single"/>
         </w:rPr>
-        <w:t>Sprint-</w:t>
-      </w:r>
-      <w:r>
-        <w:rPr>
-          <w:b/>
-          <w:bCs/>
+        <w:t>Sprint-4 (19.04.26-25.04.26)</w:t>
+      </w:r>
+      <w:r>
+        <w:rPr>
+          <w:sz w:val="22"/>
+          <w:szCs w:val="22"/>
+        </w:rPr>
+        <w:br/>
+      </w:r>
+      <w:r>
+        <w:rPr>
           <w:sz w:val="22"/>
           <w:szCs w:val="22"/>
           <w:u w:val="single"/>
         </w:rPr>
-        <w:t>4</w:t>
-      </w:r>
-      <w:r>
-        <w:rPr>
-          <w:b/>
-          <w:bCs/>
+        <w:t>Sprint Goal:</w:t>
+      </w:r>
+      <w:r>
+        <w:rPr>
+          <w:sz w:val="22"/>
+          <w:szCs w:val="22"/>
+        </w:rPr>
+        <w:t xml:space="preserve"> </w:t>
+      </w:r>
+      <w:r>
+        <w:rPr>
+          <w:sz w:val="22"/>
+          <w:szCs w:val="22"/>
+        </w:rPr>
+        <w:t>Building the main design model of the system</w:t>
+      </w:r>
+      <w:r>
+        <w:rPr>
+          <w:sz w:val="22"/>
+          <w:szCs w:val="22"/>
+        </w:rPr>
+        <w:t>.</w:t>
+      </w:r>
+    </w:p>
+    <w:p>
+      <w:pPr>
+        <w:bidi w:val="0"/>
+        <w:rPr>
           <w:sz w:val="22"/>
           <w:szCs w:val="22"/>
           <w:u w:val="single"/>
         </w:rPr>
-        <w:t xml:space="preserve"> (1</w:t>
-      </w:r>
-      <w:r>
-        <w:rPr>
-          <w:b/>
-          <w:bCs/>
+      </w:pPr>
+      <w:r>
+        <w:rPr>
           <w:sz w:val="22"/>
           <w:szCs w:val="22"/>
           <w:u w:val="single"/>
         </w:rPr>
-        <w:t>9</w:t>
-      </w:r>
-      <w:r>
-        <w:rPr>
-          <w:b/>
-          <w:bCs/>
-          <w:sz w:val="22"/>
-          <w:szCs w:val="22"/>
-          <w:u w:val="single"/>
-        </w:rPr>
-        <w:t>.04.26-</w:t>
-      </w:r>
-      <w:r>
-        <w:rPr>
-          <w:b/>
-          <w:bCs/>
-          <w:sz w:val="22"/>
-          <w:szCs w:val="22"/>
-          <w:u w:val="single"/>
-        </w:rPr>
-        <w:t>25</w:t>
-      </w:r>
-      <w:r>
-        <w:rPr>
-          <w:b/>
-          <w:bCs/>
-          <w:sz w:val="22"/>
-          <w:szCs w:val="22"/>
-          <w:u w:val="single"/>
-        </w:rPr>
-        <w:t>.04.26)</w:t>
-      </w:r>
-      <w:r>
-        <w:rPr>
-          <w:sz w:val="22"/>
-          <w:szCs w:val="22"/>
-        </w:rPr>
-        <w:br/>
-      </w:r>
-      <w:r>
-        <w:rPr>
-          <w:sz w:val="22"/>
-          <w:szCs w:val="22"/>
-          <w:u w:val="single"/>
-        </w:rPr>
-        <w:t>Sprint Goal:</w:t>
-      </w:r>
-      <w:r>
-        <w:rPr>
-          <w:sz w:val="22"/>
-          <w:szCs w:val="22"/>
-        </w:rPr>
-        <w:t xml:space="preserve"> </w:t>
-      </w:r>
-      <w:r>
-        <w:rPr>
-          <w:sz w:val="22"/>
-          <w:szCs w:val="22"/>
-        </w:rPr>
-        <w:t>Building the main design model of the system</w:t>
-      </w:r>
-      <w:r>
-        <w:rPr>
-          <w:sz w:val="22"/>
-          <w:szCs w:val="22"/>
-        </w:rPr>
-        <w:t>.</w:t>
-      </w:r>
-    </w:p>
-    <w:p>
-      <w:pPr>
-        <w:bidi w:val="0"/>
-        <w:rPr>
-          <w:sz w:val="22"/>
-          <w:szCs w:val="22"/>
-          <w:u w:val="single"/>
-        </w:rPr>
-      </w:pPr>
-      <w:r>
-        <w:rPr>
-          <w:sz w:val="22"/>
-          <w:szCs w:val="22"/>
-          <w:u w:val="single"/>
-        </w:rPr>
         <w:t>Planning Tasks:</w:t>
       </w:r>
     </w:p>
     <w:p>
       <w:pPr>
-        <w:pStyle w:val="ListParagraph"/>
+        <w:pStyle w:val="a9"/>
         <w:numPr>
           <w:ilvl w:val="0"/>
           <w:numId w:val="6"/>
@@ -3445,7 +3201,7 @@
     </w:p>
     <w:p>
       <w:pPr>
-        <w:pStyle w:val="ListParagraph"/>
+        <w:pStyle w:val="a9"/>
         <w:numPr>
           <w:ilvl w:val="0"/>
           <w:numId w:val="6"/>
@@ -3466,7 +3222,7 @@
     </w:p>
     <w:p>
       <w:pPr>
-        <w:pStyle w:val="ListParagraph"/>
+        <w:pStyle w:val="a9"/>
         <w:numPr>
           <w:ilvl w:val="0"/>
           <w:numId w:val="6"/>
@@ -3487,7 +3243,7 @@
     </w:p>
     <w:p>
       <w:pPr>
-        <w:pStyle w:val="ListParagraph"/>
+        <w:pStyle w:val="a9"/>
         <w:numPr>
           <w:ilvl w:val="0"/>
           <w:numId w:val="6"/>
@@ -3508,7 +3264,7 @@
     </w:p>
     <w:p>
       <w:pPr>
-        <w:pStyle w:val="ListParagraph"/>
+        <w:pStyle w:val="a9"/>
         <w:numPr>
           <w:ilvl w:val="0"/>
           <w:numId w:val="6"/>
@@ -3547,7 +3303,7 @@
     </w:p>
     <w:tbl>
       <w:tblPr>
-        <w:tblStyle w:val="TableGrid"/>
+        <w:tblStyle w:val="ae"/>
         <w:tblW w:w="0" w:type="auto"/>
         <w:tblLook w:val="04A0" w:firstRow="1" w:lastRow="0" w:firstColumn="1" w:lastColumn="0" w:noHBand="0" w:noVBand="1"/>
       </w:tblPr>
@@ -3953,139 +3709,59 @@
           <w:u w:val="single"/>
         </w:rPr>
         <w:lastRenderedPageBreak/>
-        <w:t>Sprint-</w:t>
-      </w:r>
-      <w:r>
-        <w:rPr>
-          <w:b/>
-          <w:bCs/>
+        <w:t>Sprint-5 (26.04.26-02.05.26)</w:t>
+      </w:r>
+      <w:r>
+        <w:rPr>
+          <w:sz w:val="22"/>
+          <w:szCs w:val="22"/>
+        </w:rPr>
+        <w:br/>
+      </w:r>
+      <w:r>
+        <w:rPr>
           <w:sz w:val="22"/>
           <w:szCs w:val="22"/>
           <w:u w:val="single"/>
         </w:rPr>
-        <w:t>5</w:t>
-      </w:r>
-      <w:r>
-        <w:rPr>
-          <w:b/>
-          <w:bCs/>
+        <w:t>Sprint Goal:</w:t>
+      </w:r>
+      <w:r>
+        <w:rPr>
+          <w:sz w:val="22"/>
+          <w:szCs w:val="22"/>
+        </w:rPr>
+        <w:t xml:space="preserve"> </w:t>
+      </w:r>
+      <w:r>
+        <w:rPr>
+          <w:sz w:val="22"/>
+          <w:szCs w:val="22"/>
+        </w:rPr>
+        <w:t>Completing the main UML design and continuing the system architecture work.</w:t>
+      </w:r>
+    </w:p>
+    <w:p>
+      <w:pPr>
+        <w:bidi w:val="0"/>
+        <w:rPr>
           <w:sz w:val="22"/>
           <w:szCs w:val="22"/>
           <w:u w:val="single"/>
         </w:rPr>
-        <w:t xml:space="preserve"> (</w:t>
-      </w:r>
-      <w:r>
-        <w:rPr>
-          <w:b/>
-          <w:bCs/>
+      </w:pPr>
+      <w:r>
+        <w:rPr>
           <w:sz w:val="22"/>
           <w:szCs w:val="22"/>
           <w:u w:val="single"/>
         </w:rPr>
-        <w:t>26</w:t>
-      </w:r>
-      <w:r>
-        <w:rPr>
-          <w:b/>
-          <w:bCs/>
-          <w:sz w:val="22"/>
-          <w:szCs w:val="22"/>
-          <w:u w:val="single"/>
-        </w:rPr>
-        <w:t>.04.26-</w:t>
-      </w:r>
-      <w:r>
-        <w:rPr>
-          <w:b/>
-          <w:bCs/>
-          <w:sz w:val="22"/>
-          <w:szCs w:val="22"/>
-          <w:u w:val="single"/>
-        </w:rPr>
-        <w:t>02</w:t>
-      </w:r>
-      <w:r>
-        <w:rPr>
-          <w:b/>
-          <w:bCs/>
-          <w:sz w:val="22"/>
-          <w:szCs w:val="22"/>
-          <w:u w:val="single"/>
-        </w:rPr>
-        <w:t>.0</w:t>
-      </w:r>
-      <w:r>
-        <w:rPr>
-          <w:b/>
-          <w:bCs/>
-          <w:sz w:val="22"/>
-          <w:szCs w:val="22"/>
-          <w:u w:val="single"/>
-        </w:rPr>
-        <w:t>5</w:t>
-      </w:r>
-      <w:r>
-        <w:rPr>
-          <w:b/>
-          <w:bCs/>
-          <w:sz w:val="22"/>
-          <w:szCs w:val="22"/>
-          <w:u w:val="single"/>
-        </w:rPr>
-        <w:t>.26)</w:t>
-      </w:r>
-      <w:r>
-        <w:rPr>
-          <w:sz w:val="22"/>
-          <w:szCs w:val="22"/>
-        </w:rPr>
-        <w:br/>
-      </w:r>
-      <w:r>
-        <w:rPr>
-          <w:sz w:val="22"/>
-          <w:szCs w:val="22"/>
-          <w:u w:val="single"/>
-        </w:rPr>
-        <w:t>Sprint Goal:</w:t>
-      </w:r>
-      <w:r>
-        <w:rPr>
-          <w:sz w:val="22"/>
-          <w:szCs w:val="22"/>
-        </w:rPr>
-        <w:t xml:space="preserve"> </w:t>
-      </w:r>
-      <w:r>
-        <w:rPr>
-          <w:sz w:val="22"/>
-          <w:szCs w:val="22"/>
-        </w:rPr>
-        <w:t>Completing the main UML design and continuing the system architecture work.</w:t>
-      </w:r>
-    </w:p>
-    <w:p>
-      <w:pPr>
-        <w:bidi w:val="0"/>
-        <w:rPr>
-          <w:sz w:val="22"/>
-          <w:szCs w:val="22"/>
-          <w:u w:val="single"/>
-        </w:rPr>
-      </w:pPr>
-      <w:r>
-        <w:rPr>
-          <w:sz w:val="22"/>
-          <w:szCs w:val="22"/>
-          <w:u w:val="single"/>
-        </w:rPr>
         <w:t>Planning Tasks:</w:t>
       </w:r>
     </w:p>
     <w:p>
       <w:pPr>
-        <w:pStyle w:val="ListParagraph"/>
+        <w:pStyle w:val="a9"/>
         <w:numPr>
           <w:ilvl w:val="0"/>
           <w:numId w:val="7"/>
@@ -4106,7 +3782,7 @@
     </w:p>
     <w:p>
       <w:pPr>
-        <w:pStyle w:val="ListParagraph"/>
+        <w:pStyle w:val="a9"/>
         <w:numPr>
           <w:ilvl w:val="0"/>
           <w:numId w:val="7"/>
@@ -4127,7 +3803,7 @@
     </w:p>
     <w:p>
       <w:pPr>
-        <w:pStyle w:val="ListParagraph"/>
+        <w:pStyle w:val="a9"/>
         <w:numPr>
           <w:ilvl w:val="0"/>
           <w:numId w:val="7"/>
@@ -4148,7 +3824,7 @@
     </w:p>
     <w:p>
       <w:pPr>
-        <w:pStyle w:val="ListParagraph"/>
+        <w:pStyle w:val="a9"/>
         <w:numPr>
           <w:ilvl w:val="0"/>
           <w:numId w:val="7"/>
@@ -4169,7 +3845,7 @@
     </w:p>
     <w:p>
       <w:pPr>
-        <w:pStyle w:val="ListParagraph"/>
+        <w:pStyle w:val="a9"/>
         <w:numPr>
           <w:ilvl w:val="0"/>
           <w:numId w:val="7"/>
@@ -4208,7 +3884,7 @@
     </w:p>
     <w:tbl>
       <w:tblPr>
-        <w:tblStyle w:val="TableGrid"/>
+        <w:tblStyle w:val="ae"/>
         <w:tblW w:w="0" w:type="auto"/>
         <w:tblLook w:val="04A0" w:firstRow="1" w:lastRow="0" w:firstColumn="1" w:lastColumn="0" w:noHBand="0" w:noVBand="1"/>
       </w:tblPr>
@@ -4462,7 +4138,6 @@
             <w:pPr>
               <w:bidi w:val="0"/>
               <w:rPr>
-                <w:rFonts w:hint="cs"/>
                 <w:sz w:val="22"/>
                 <w:szCs w:val="22"/>
                 <w:rtl/>
@@ -4629,146 +4304,66 @@
           <w:szCs w:val="22"/>
           <w:u w:val="single"/>
         </w:rPr>
-        <w:t>Sprint-</w:t>
-      </w:r>
-      <w:r>
-        <w:rPr>
-          <w:b/>
-          <w:bCs/>
+        <w:t>Sprint-6 (03.05.26-09.05.26)</w:t>
+      </w:r>
+      <w:r>
+        <w:rPr>
+          <w:sz w:val="22"/>
+          <w:szCs w:val="22"/>
+        </w:rPr>
+        <w:br/>
+      </w:r>
+      <w:r>
+        <w:rPr>
           <w:sz w:val="22"/>
           <w:szCs w:val="22"/>
           <w:u w:val="single"/>
         </w:rPr>
-        <w:t>6</w:t>
-      </w:r>
-      <w:r>
-        <w:rPr>
-          <w:b/>
-          <w:bCs/>
+        <w:t>Sprint Goal:</w:t>
+      </w:r>
+      <w:r>
+        <w:rPr>
+          <w:sz w:val="22"/>
+          <w:szCs w:val="22"/>
+        </w:rPr>
+        <w:t xml:space="preserve"> </w:t>
+      </w:r>
+      <w:r>
+        <w:rPr>
+          <w:sz w:val="22"/>
+          <w:szCs w:val="22"/>
+        </w:rPr>
+        <w:t>Starting the implementation of the prototype and building the main system components</w:t>
+      </w:r>
+      <w:r>
+        <w:rPr>
+          <w:sz w:val="22"/>
+          <w:szCs w:val="22"/>
+        </w:rPr>
+        <w:t>.</w:t>
+      </w:r>
+    </w:p>
+    <w:p>
+      <w:pPr>
+        <w:bidi w:val="0"/>
+        <w:rPr>
           <w:sz w:val="22"/>
           <w:szCs w:val="22"/>
           <w:u w:val="single"/>
         </w:rPr>
-        <w:t xml:space="preserve"> (</w:t>
-      </w:r>
-      <w:r>
-        <w:rPr>
-          <w:b/>
-          <w:bCs/>
+      </w:pPr>
+      <w:r>
+        <w:rPr>
           <w:sz w:val="22"/>
           <w:szCs w:val="22"/>
           <w:u w:val="single"/>
         </w:rPr>
-        <w:t>03</w:t>
-      </w:r>
-      <w:r>
-        <w:rPr>
-          <w:b/>
-          <w:bCs/>
-          <w:sz w:val="22"/>
-          <w:szCs w:val="22"/>
-          <w:u w:val="single"/>
-        </w:rPr>
-        <w:t>.0</w:t>
-      </w:r>
-      <w:r>
-        <w:rPr>
-          <w:b/>
-          <w:bCs/>
-          <w:sz w:val="22"/>
-          <w:szCs w:val="22"/>
-          <w:u w:val="single"/>
-        </w:rPr>
-        <w:t>5</w:t>
-      </w:r>
-      <w:r>
-        <w:rPr>
-          <w:b/>
-          <w:bCs/>
-          <w:sz w:val="22"/>
-          <w:szCs w:val="22"/>
-          <w:u w:val="single"/>
-        </w:rPr>
-        <w:t>.26-0</w:t>
-      </w:r>
-      <w:r>
-        <w:rPr>
-          <w:b/>
-          <w:bCs/>
-          <w:sz w:val="22"/>
-          <w:szCs w:val="22"/>
-          <w:u w:val="single"/>
-        </w:rPr>
-        <w:t>9</w:t>
-      </w:r>
-      <w:r>
-        <w:rPr>
-          <w:b/>
-          <w:bCs/>
-          <w:sz w:val="22"/>
-          <w:szCs w:val="22"/>
-          <w:u w:val="single"/>
-        </w:rPr>
-        <w:t>.05.26)</w:t>
-      </w:r>
-      <w:r>
-        <w:rPr>
-          <w:sz w:val="22"/>
-          <w:szCs w:val="22"/>
-        </w:rPr>
-        <w:br/>
-      </w:r>
-      <w:r>
-        <w:rPr>
-          <w:sz w:val="22"/>
-          <w:szCs w:val="22"/>
-          <w:u w:val="single"/>
-        </w:rPr>
-        <w:t>Sprint Goal:</w:t>
-      </w:r>
-      <w:r>
-        <w:rPr>
-          <w:sz w:val="22"/>
-          <w:szCs w:val="22"/>
-        </w:rPr>
-        <w:t xml:space="preserve"> </w:t>
-      </w:r>
-      <w:r>
-        <w:rPr>
-          <w:sz w:val="22"/>
-          <w:szCs w:val="22"/>
-        </w:rPr>
-        <w:t>Starting the implementation of the prototype and building the main system components</w:t>
-      </w:r>
-      <w:r>
-        <w:rPr>
-          <w:sz w:val="22"/>
-          <w:szCs w:val="22"/>
-        </w:rPr>
-        <w:t>.</w:t>
-      </w:r>
-    </w:p>
-    <w:p>
-      <w:pPr>
-        <w:bidi w:val="0"/>
-        <w:rPr>
-          <w:sz w:val="22"/>
-          <w:szCs w:val="22"/>
-          <w:u w:val="single"/>
-        </w:rPr>
-      </w:pPr>
-      <w:r>
-        <w:rPr>
-          <w:sz w:val="22"/>
-          <w:szCs w:val="22"/>
-          <w:u w:val="single"/>
-        </w:rPr>
         <w:t>Planning Tasks:</w:t>
       </w:r>
     </w:p>
     <w:p>
       <w:pPr>
-        <w:pStyle w:val="ListParagraph"/>
+        <w:pStyle w:val="a9"/>
         <w:numPr>
           <w:ilvl w:val="0"/>
           <w:numId w:val="8"/>
@@ -4789,7 +4384,7 @@
     </w:p>
     <w:p>
       <w:pPr>
-        <w:pStyle w:val="ListParagraph"/>
+        <w:pStyle w:val="a9"/>
         <w:numPr>
           <w:ilvl w:val="0"/>
           <w:numId w:val="8"/>
@@ -4810,7 +4405,7 @@
     </w:p>
     <w:p>
       <w:pPr>
-        <w:pStyle w:val="ListParagraph"/>
+        <w:pStyle w:val="a9"/>
         <w:numPr>
           <w:ilvl w:val="0"/>
           <w:numId w:val="8"/>
@@ -4847,7 +4442,7 @@
     </w:p>
     <w:p>
       <w:pPr>
-        <w:pStyle w:val="ListParagraph"/>
+        <w:pStyle w:val="a9"/>
         <w:numPr>
           <w:ilvl w:val="0"/>
           <w:numId w:val="8"/>
@@ -4868,7 +4463,7 @@
     </w:p>
     <w:p>
       <w:pPr>
-        <w:pStyle w:val="ListParagraph"/>
+        <w:pStyle w:val="a9"/>
         <w:numPr>
           <w:ilvl w:val="0"/>
           <w:numId w:val="8"/>
@@ -4889,7 +4484,7 @@
     </w:p>
     <w:p>
       <w:pPr>
-        <w:pStyle w:val="ListParagraph"/>
+        <w:pStyle w:val="a9"/>
         <w:numPr>
           <w:ilvl w:val="0"/>
           <w:numId w:val="8"/>
@@ -4956,7 +4551,7 @@
     </w:p>
     <w:tbl>
       <w:tblPr>
-        <w:tblStyle w:val="TableGrid"/>
+        <w:tblStyle w:val="ae"/>
         <w:tblW w:w="0" w:type="auto"/>
         <w:tblLook w:val="04A0" w:firstRow="1" w:lastRow="0" w:firstColumn="1" w:lastColumn="0" w:noHBand="0" w:noVBand="1"/>
       </w:tblPr>
@@ -5461,133 +5056,73 @@
           <w:szCs w:val="22"/>
           <w:u w:val="single"/>
         </w:rPr>
-        <w:t>Sprint-</w:t>
-      </w:r>
-      <w:r>
-        <w:rPr>
-          <w:b/>
-          <w:bCs/>
+        <w:t>Sprint-7 (10.05.26-16.05.26)</w:t>
+      </w:r>
+      <w:r>
+        <w:rPr>
+          <w:sz w:val="22"/>
+          <w:szCs w:val="22"/>
+        </w:rPr>
+        <w:br/>
+      </w:r>
+      <w:r>
+        <w:rPr>
           <w:sz w:val="22"/>
           <w:szCs w:val="22"/>
           <w:u w:val="single"/>
         </w:rPr>
-        <w:t>7</w:t>
-      </w:r>
-      <w:r>
-        <w:rPr>
-          <w:b/>
-          <w:bCs/>
+        <w:t>Sprint Goal:</w:t>
+      </w:r>
+      <w:r>
+        <w:rPr>
+          <w:sz w:val="22"/>
+          <w:szCs w:val="22"/>
+        </w:rPr>
+        <w:t xml:space="preserve"> </w:t>
+      </w:r>
+      <w:r>
+        <w:rPr>
+          <w:sz w:val="22"/>
+          <w:szCs w:val="22"/>
+        </w:rPr>
+        <w:t>Completing the prototype, testing the system, and preparing the fin</w:t>
+      </w:r>
+      <w:r>
+        <w:rPr>
+          <w:sz w:val="22"/>
+          <w:szCs w:val="22"/>
+        </w:rPr>
+        <w:t>al submission</w:t>
+      </w:r>
+      <w:r>
+        <w:rPr>
+          <w:sz w:val="22"/>
+          <w:szCs w:val="22"/>
+        </w:rPr>
+        <w:t>.</w:t>
+      </w:r>
+    </w:p>
+    <w:p>
+      <w:pPr>
+        <w:bidi w:val="0"/>
+        <w:rPr>
           <w:sz w:val="22"/>
           <w:szCs w:val="22"/>
           <w:u w:val="single"/>
         </w:rPr>
-        <w:t xml:space="preserve"> (</w:t>
-      </w:r>
-      <w:r>
-        <w:rPr>
-          <w:b/>
-          <w:bCs/>
+      </w:pPr>
+      <w:r>
+        <w:rPr>
           <w:sz w:val="22"/>
           <w:szCs w:val="22"/>
           <w:u w:val="single"/>
         </w:rPr>
-        <w:t>10</w:t>
-      </w:r>
-      <w:r>
-        <w:rPr>
-          <w:b/>
-          <w:bCs/>
-          <w:sz w:val="22"/>
-          <w:szCs w:val="22"/>
-          <w:u w:val="single"/>
-        </w:rPr>
-        <w:t>.05.26-</w:t>
-      </w:r>
-      <w:r>
-        <w:rPr>
-          <w:b/>
-          <w:bCs/>
-          <w:sz w:val="22"/>
-          <w:szCs w:val="22"/>
-          <w:u w:val="single"/>
-        </w:rPr>
-        <w:t>16</w:t>
-      </w:r>
-      <w:r>
-        <w:rPr>
-          <w:b/>
-          <w:bCs/>
-          <w:sz w:val="22"/>
-          <w:szCs w:val="22"/>
-          <w:u w:val="single"/>
-        </w:rPr>
-        <w:t>.05.26)</w:t>
-      </w:r>
-      <w:r>
-        <w:rPr>
-          <w:sz w:val="22"/>
-          <w:szCs w:val="22"/>
-        </w:rPr>
-        <w:br/>
-      </w:r>
-      <w:r>
-        <w:rPr>
-          <w:sz w:val="22"/>
-          <w:szCs w:val="22"/>
-          <w:u w:val="single"/>
-        </w:rPr>
-        <w:t>Sprint Goal:</w:t>
-      </w:r>
-      <w:r>
-        <w:rPr>
-          <w:sz w:val="22"/>
-          <w:szCs w:val="22"/>
-        </w:rPr>
-        <w:t xml:space="preserve"> </w:t>
-      </w:r>
-      <w:r>
-        <w:rPr>
-          <w:sz w:val="22"/>
-          <w:szCs w:val="22"/>
-        </w:rPr>
-        <w:t>Completing the prototype, testing the system, and preparing the fin</w:t>
-      </w:r>
-      <w:r>
-        <w:rPr>
-          <w:sz w:val="22"/>
-          <w:szCs w:val="22"/>
-        </w:rPr>
-        <w:t>al submission</w:t>
-      </w:r>
-      <w:r>
-        <w:rPr>
-          <w:sz w:val="22"/>
-          <w:szCs w:val="22"/>
-        </w:rPr>
-        <w:t>.</w:t>
-      </w:r>
-    </w:p>
-    <w:p>
-      <w:pPr>
-        <w:bidi w:val="0"/>
-        <w:rPr>
-          <w:sz w:val="22"/>
-          <w:szCs w:val="22"/>
-          <w:u w:val="single"/>
-        </w:rPr>
-      </w:pPr>
-      <w:r>
-        <w:rPr>
-          <w:sz w:val="22"/>
-          <w:szCs w:val="22"/>
-          <w:u w:val="single"/>
-        </w:rPr>
         <w:t>Planning Tasks:</w:t>
       </w:r>
     </w:p>
     <w:p>
       <w:pPr>
-        <w:pStyle w:val="ListParagraph"/>
+        <w:pStyle w:val="a9"/>
         <w:numPr>
           <w:ilvl w:val="0"/>
           <w:numId w:val="9"/>
@@ -5608,7 +5143,7 @@
     </w:p>
     <w:p>
       <w:pPr>
-        <w:pStyle w:val="ListParagraph"/>
+        <w:pStyle w:val="a9"/>
         <w:numPr>
           <w:ilvl w:val="0"/>
           <w:numId w:val="9"/>
@@ -5629,7 +5164,7 @@
     </w:p>
     <w:p>
       <w:pPr>
-        <w:pStyle w:val="ListParagraph"/>
+        <w:pStyle w:val="a9"/>
         <w:numPr>
           <w:ilvl w:val="0"/>
           <w:numId w:val="9"/>
@@ -5682,7 +5217,7 @@
     </w:p>
     <w:p>
       <w:pPr>
-        <w:pStyle w:val="ListParagraph"/>
+        <w:pStyle w:val="a9"/>
         <w:numPr>
           <w:ilvl w:val="0"/>
           <w:numId w:val="9"/>
@@ -5703,7 +5238,7 @@
     </w:p>
     <w:p>
       <w:pPr>
-        <w:pStyle w:val="ListParagraph"/>
+        <w:pStyle w:val="a9"/>
         <w:numPr>
           <w:ilvl w:val="0"/>
           <w:numId w:val="9"/>
@@ -5724,7 +5259,7 @@
     </w:p>
     <w:p>
       <w:pPr>
-        <w:pStyle w:val="ListParagraph"/>
+        <w:pStyle w:val="a9"/>
         <w:numPr>
           <w:ilvl w:val="0"/>
           <w:numId w:val="9"/>
@@ -5745,7 +5280,7 @@
     </w:p>
     <w:p>
       <w:pPr>
-        <w:pStyle w:val="ListParagraph"/>
+        <w:pStyle w:val="a9"/>
         <w:numPr>
           <w:ilvl w:val="0"/>
           <w:numId w:val="9"/>
@@ -5798,7 +5333,7 @@
     </w:p>
     <w:tbl>
       <w:tblPr>
-        <w:tblStyle w:val="TableGrid"/>
+        <w:tblStyle w:val="ae"/>
         <w:tblW w:w="0" w:type="auto"/>
         <w:tblLook w:val="04A0" w:firstRow="1" w:lastRow="0" w:firstColumn="1" w:lastColumn="0" w:noHBand="0" w:noVBand="1"/>
       </w:tblPr>
@@ -7909,18 +7444,18 @@
     <w:lsdException w:name="Unresolved Mention" w:semiHidden="1" w:unhideWhenUsed="1"/>
     <w:lsdException w:name="Smart Link" w:semiHidden="1" w:unhideWhenUsed="1"/>
   </w:latentStyles>
-  <w:style w:type="paragraph" w:default="1" w:styleId="Normal">
+  <w:style w:type="paragraph" w:default="1" w:styleId="a">
     <w:name w:val="Normal"/>
     <w:qFormat/>
     <w:pPr>
       <w:bidi/>
     </w:pPr>
   </w:style>
-  <w:style w:type="paragraph" w:styleId="Heading1">
+  <w:style w:type="paragraph" w:styleId="1">
     <w:name w:val="heading 1"/>
-    <w:basedOn w:val="Normal"/>
-    <w:next w:val="Normal"/>
-    <w:link w:val="Heading1Char"/>
+    <w:basedOn w:val="a"/>
+    <w:next w:val="a"/>
+    <w:link w:val="10"/>
     <w:uiPriority w:val="9"/>
     <w:qFormat/>
     <w:rsid w:val="00F52813"/>
@@ -7937,11 +7472,11 @@
       <w:szCs w:val="40"/>
     </w:rPr>
   </w:style>
-  <w:style w:type="paragraph" w:styleId="Heading2">
+  <w:style w:type="paragraph" w:styleId="2">
     <w:name w:val="heading 2"/>
-    <w:basedOn w:val="Normal"/>
-    <w:next w:val="Normal"/>
-    <w:link w:val="Heading2Char"/>
+    <w:basedOn w:val="a"/>
+    <w:next w:val="a"/>
+    <w:link w:val="20"/>
     <w:uiPriority w:val="9"/>
     <w:semiHidden/>
     <w:unhideWhenUsed/>
@@ -7960,11 +7495,11 @@
       <w:szCs w:val="32"/>
     </w:rPr>
   </w:style>
-  <w:style w:type="paragraph" w:styleId="Heading3">
+  <w:style w:type="paragraph" w:styleId="3">
     <w:name w:val="heading 3"/>
-    <w:basedOn w:val="Normal"/>
-    <w:next w:val="Normal"/>
-    <w:link w:val="Heading3Char"/>
+    <w:basedOn w:val="a"/>
+    <w:next w:val="a"/>
+    <w:link w:val="30"/>
     <w:uiPriority w:val="9"/>
     <w:semiHidden/>
     <w:unhideWhenUsed/>
@@ -7983,11 +7518,11 @@
       <w:szCs w:val="28"/>
     </w:rPr>
   </w:style>
-  <w:style w:type="paragraph" w:styleId="Heading4">
+  <w:style w:type="paragraph" w:styleId="4">
     <w:name w:val="heading 4"/>
-    <w:basedOn w:val="Normal"/>
-    <w:next w:val="Normal"/>
-    <w:link w:val="Heading4Char"/>
+    <w:basedOn w:val="a"/>
+    <w:next w:val="a"/>
+    <w:link w:val="40"/>
     <w:uiPriority w:val="9"/>
     <w:semiHidden/>
     <w:unhideWhenUsed/>
@@ -8006,11 +7541,11 @@
       <w:color w:val="0F4761" w:themeColor="accent1" w:themeShade="BF"/>
     </w:rPr>
   </w:style>
-  <w:style w:type="paragraph" w:styleId="Heading5">
+  <w:style w:type="paragraph" w:styleId="5">
     <w:name w:val="heading 5"/>
-    <w:basedOn w:val="Normal"/>
-    <w:next w:val="Normal"/>
-    <w:link w:val="Heading5Char"/>
+    <w:basedOn w:val="a"/>
+    <w:next w:val="a"/>
+    <w:link w:val="50"/>
     <w:uiPriority w:val="9"/>
     <w:semiHidden/>
     <w:unhideWhenUsed/>
@@ -8027,11 +7562,11 @@
       <w:color w:val="0F4761" w:themeColor="accent1" w:themeShade="BF"/>
     </w:rPr>
   </w:style>
-  <w:style w:type="paragraph" w:styleId="Heading6">
+  <w:style w:type="paragraph" w:styleId="6">
     <w:name w:val="heading 6"/>
-    <w:basedOn w:val="Normal"/>
-    <w:next w:val="Normal"/>
-    <w:link w:val="Heading6Char"/>
+    <w:basedOn w:val="a"/>
+    <w:next w:val="a"/>
+    <w:link w:val="60"/>
     <w:uiPriority w:val="9"/>
     <w:semiHidden/>
     <w:unhideWhenUsed/>
@@ -8050,11 +7585,11 @@
       <w:color w:val="595959" w:themeColor="text1" w:themeTint="A6"/>
     </w:rPr>
   </w:style>
-  <w:style w:type="paragraph" w:styleId="Heading7">
+  <w:style w:type="paragraph" w:styleId="7">
     <w:name w:val="heading 7"/>
-    <w:basedOn w:val="Normal"/>
-    <w:next w:val="Normal"/>
-    <w:link w:val="Heading7Char"/>
+    <w:basedOn w:val="a"/>
+    <w:next w:val="a"/>
+    <w:link w:val="70"/>
     <w:uiPriority w:val="9"/>
     <w:semiHidden/>
     <w:unhideWhenUsed/>
@@ -8071,11 +7606,11 @@
       <w:color w:val="595959" w:themeColor="text1" w:themeTint="A6"/>
     </w:rPr>
   </w:style>
-  <w:style w:type="paragraph" w:styleId="Heading8">
+  <w:style w:type="paragraph" w:styleId="8">
     <w:name w:val="heading 8"/>
-    <w:basedOn w:val="Normal"/>
-    <w:next w:val="Normal"/>
-    <w:link w:val="Heading8Char"/>
+    <w:basedOn w:val="a"/>
+    <w:next w:val="a"/>
+    <w:link w:val="80"/>
     <w:uiPriority w:val="9"/>
     <w:semiHidden/>
     <w:unhideWhenUsed/>
@@ -8094,11 +7629,11 @@
       <w:color w:val="272727" w:themeColor="text1" w:themeTint="D8"/>
     </w:rPr>
   </w:style>
-  <w:style w:type="paragraph" w:styleId="Heading9">
+  <w:style w:type="paragraph" w:styleId="9">
     <w:name w:val="heading 9"/>
-    <w:basedOn w:val="Normal"/>
-    <w:next w:val="Normal"/>
-    <w:link w:val="Heading9Char"/>
+    <w:basedOn w:val="a"/>
+    <w:next w:val="a"/>
+    <w:link w:val="90"/>
     <w:uiPriority w:val="9"/>
     <w:semiHidden/>
     <w:unhideWhenUsed/>
@@ -8115,12 +7650,13 @@
       <w:color w:val="272727" w:themeColor="text1" w:themeTint="D8"/>
     </w:rPr>
   </w:style>
-  <w:style w:type="character" w:default="1" w:styleId="DefaultParagraphFont">
+  <w:style w:type="character" w:default="1" w:styleId="a0">
     <w:name w:val="Default Paragraph Font"/>
     <w:uiPriority w:val="1"/>
+    <w:semiHidden/>
     <w:unhideWhenUsed/>
   </w:style>
-  <w:style w:type="table" w:default="1" w:styleId="TableNormal">
+  <w:style w:type="table" w:default="1" w:styleId="a1">
     <w:name w:val="Normal Table"/>
     <w:uiPriority w:val="99"/>
     <w:semiHidden/>
@@ -8135,16 +7671,16 @@
       </w:tblCellMar>
     </w:tblPr>
   </w:style>
-  <w:style w:type="numbering" w:default="1" w:styleId="NoList">
+  <w:style w:type="numbering" w:default="1" w:styleId="a2">
     <w:name w:val="No List"/>
     <w:uiPriority w:val="99"/>
     <w:semiHidden/>
     <w:unhideWhenUsed/>
   </w:style>
-  <w:style w:type="character" w:customStyle="1" w:styleId="Heading1Char">
-    <w:name w:val="Heading 1 Char"/>
-    <w:basedOn w:val="DefaultParagraphFont"/>
-    <w:link w:val="Heading1"/>
+  <w:style w:type="character" w:customStyle="1" w:styleId="10">
+    <w:name w:val="כותרת 1 תו"/>
+    <w:basedOn w:val="a0"/>
+    <w:link w:val="1"/>
     <w:uiPriority w:val="9"/>
     <w:rsid w:val="00F52813"/>
     <w:rPr>
@@ -8154,10 +7690,10 @@
       <w:szCs w:val="40"/>
     </w:rPr>
   </w:style>
-  <w:style w:type="character" w:customStyle="1" w:styleId="Heading2Char">
-    <w:name w:val="Heading 2 Char"/>
-    <w:basedOn w:val="DefaultParagraphFont"/>
-    <w:link w:val="Heading2"/>
+  <w:style w:type="character" w:customStyle="1" w:styleId="20">
+    <w:name w:val="כותרת 2 תו"/>
+    <w:basedOn w:val="a0"/>
+    <w:link w:val="2"/>
     <w:uiPriority w:val="9"/>
     <w:semiHidden/>
     <w:rsid w:val="00F52813"/>
@@ -8168,10 +7704,10 @@
       <w:szCs w:val="32"/>
     </w:rPr>
   </w:style>
-  <w:style w:type="character" w:customStyle="1" w:styleId="Heading3Char">
-    <w:name w:val="Heading 3 Char"/>
-    <w:basedOn w:val="DefaultParagraphFont"/>
-    <w:link w:val="Heading3"/>
+  <w:style w:type="character" w:customStyle="1" w:styleId="30">
+    <w:name w:val="כותרת 3 תו"/>
+    <w:basedOn w:val="a0"/>
+    <w:link w:val="3"/>
     <w:uiPriority w:val="9"/>
     <w:semiHidden/>
     <w:rsid w:val="00F52813"/>
@@ -8182,10 +7718,10 @@
       <w:szCs w:val="28"/>
     </w:rPr>
   </w:style>
-  <w:style w:type="character" w:customStyle="1" w:styleId="Heading4Char">
-    <w:name w:val="Heading 4 Char"/>
-    <w:basedOn w:val="DefaultParagraphFont"/>
-    <w:link w:val="Heading4"/>
+  <w:style w:type="character" w:customStyle="1" w:styleId="40">
+    <w:name w:val="כותרת 4 תו"/>
+    <w:basedOn w:val="a0"/>
+    <w:link w:val="4"/>
     <w:uiPriority w:val="9"/>
     <w:semiHidden/>
     <w:rsid w:val="00F52813"/>
@@ -8196,10 +7732,10 @@
       <w:color w:val="0F4761" w:themeColor="accent1" w:themeShade="BF"/>
     </w:rPr>
   </w:style>
-  <w:style w:type="character" w:customStyle="1" w:styleId="Heading5Char">
-    <w:name w:val="Heading 5 Char"/>
-    <w:basedOn w:val="DefaultParagraphFont"/>
-    <w:link w:val="Heading5"/>
+  <w:style w:type="character" w:customStyle="1" w:styleId="50">
+    <w:name w:val="כותרת 5 תו"/>
+    <w:basedOn w:val="a0"/>
+    <w:link w:val="5"/>
     <w:uiPriority w:val="9"/>
     <w:semiHidden/>
     <w:rsid w:val="00F52813"/>
@@ -8208,10 +7744,10 @@
       <w:color w:val="0F4761" w:themeColor="accent1" w:themeShade="BF"/>
     </w:rPr>
   </w:style>
-  <w:style w:type="character" w:customStyle="1" w:styleId="Heading6Char">
-    <w:name w:val="Heading 6 Char"/>
-    <w:basedOn w:val="DefaultParagraphFont"/>
-    <w:link w:val="Heading6"/>
+  <w:style w:type="character" w:customStyle="1" w:styleId="60">
+    <w:name w:val="כותרת 6 תו"/>
+    <w:basedOn w:val="a0"/>
+    <w:link w:val="6"/>
     <w:uiPriority w:val="9"/>
     <w:semiHidden/>
     <w:rsid w:val="00F52813"/>
@@ -8222,10 +7758,10 @@
       <w:color w:val="595959" w:themeColor="text1" w:themeTint="A6"/>
     </w:rPr>
   </w:style>
-  <w:style w:type="character" w:customStyle="1" w:styleId="Heading7Char">
-    <w:name w:val="Heading 7 Char"/>
-    <w:basedOn w:val="DefaultParagraphFont"/>
-    <w:link w:val="Heading7"/>
+  <w:style w:type="character" w:customStyle="1" w:styleId="70">
+    <w:name w:val="כותרת 7 תו"/>
+    <w:basedOn w:val="a0"/>
+    <w:link w:val="7"/>
     <w:uiPriority w:val="9"/>
     <w:semiHidden/>
     <w:rsid w:val="00F52813"/>
@@ -8234,10 +7770,10 @@
       <w:color w:val="595959" w:themeColor="text1" w:themeTint="A6"/>
     </w:rPr>
   </w:style>
-  <w:style w:type="character" w:customStyle="1" w:styleId="Heading8Char">
-    <w:name w:val="Heading 8 Char"/>
-    <w:basedOn w:val="DefaultParagraphFont"/>
-    <w:link w:val="Heading8"/>
+  <w:style w:type="character" w:customStyle="1" w:styleId="80">
+    <w:name w:val="כותרת 8 תו"/>
+    <w:basedOn w:val="a0"/>
+    <w:link w:val="8"/>
     <w:uiPriority w:val="9"/>
     <w:semiHidden/>
     <w:rsid w:val="00F52813"/>
@@ -8248,10 +7784,10 @@
       <w:color w:val="272727" w:themeColor="text1" w:themeTint="D8"/>
     </w:rPr>
   </w:style>
-  <w:style w:type="character" w:customStyle="1" w:styleId="Heading9Char">
-    <w:name w:val="Heading 9 Char"/>
-    <w:basedOn w:val="DefaultParagraphFont"/>
-    <w:link w:val="Heading9"/>
+  <w:style w:type="character" w:customStyle="1" w:styleId="90">
+    <w:name w:val="כותרת 9 תו"/>
+    <w:basedOn w:val="a0"/>
+    <w:link w:val="9"/>
     <w:uiPriority w:val="9"/>
     <w:semiHidden/>
     <w:rsid w:val="00F52813"/>
@@ -8260,11 +7796,11 @@
       <w:color w:val="272727" w:themeColor="text1" w:themeTint="D8"/>
     </w:rPr>
   </w:style>
-  <w:style w:type="paragraph" w:styleId="Title">
+  <w:style w:type="paragraph" w:styleId="a3">
     <w:name w:val="Title"/>
-    <w:basedOn w:val="Normal"/>
-    <w:next w:val="Normal"/>
-    <w:link w:val="TitleChar"/>
+    <w:basedOn w:val="a"/>
+    <w:next w:val="a"/>
+    <w:link w:val="a4"/>
     <w:uiPriority w:val="10"/>
     <w:qFormat/>
     <w:rsid w:val="00F52813"/>
@@ -8280,10 +7816,10 @@
       <w:szCs w:val="56"/>
     </w:rPr>
   </w:style>
-  <w:style w:type="character" w:customStyle="1" w:styleId="TitleChar">
-    <w:name w:val="Title Char"/>
-    <w:basedOn w:val="DefaultParagraphFont"/>
-    <w:link w:val="Title"/>
+  <w:style w:type="character" w:customStyle="1" w:styleId="a4">
+    <w:name w:val="כותרת טקסט תו"/>
+    <w:basedOn w:val="a0"/>
+    <w:link w:val="a3"/>
     <w:uiPriority w:val="10"/>
     <w:rsid w:val="00F52813"/>
     <w:rPr>
@@ -8294,11 +7830,11 @@
       <w:szCs w:val="56"/>
     </w:rPr>
   </w:style>
-  <w:style w:type="paragraph" w:styleId="Subtitle">
+  <w:style w:type="paragraph" w:styleId="a5">
     <w:name w:val="Subtitle"/>
-    <w:basedOn w:val="Normal"/>
-    <w:next w:val="Normal"/>
-    <w:link w:val="SubtitleChar"/>
+    <w:basedOn w:val="a"/>
+    <w:next w:val="a"/>
+    <w:link w:val="a6"/>
     <w:uiPriority w:val="11"/>
     <w:qFormat/>
     <w:rsid w:val="00F52813"/>
@@ -8315,10 +7851,10 @@
       <w:szCs w:val="28"/>
     </w:rPr>
   </w:style>
-  <w:style w:type="character" w:customStyle="1" w:styleId="SubtitleChar">
-    <w:name w:val="Subtitle Char"/>
-    <w:basedOn w:val="DefaultParagraphFont"/>
-    <w:link w:val="Subtitle"/>
+  <w:style w:type="character" w:customStyle="1" w:styleId="a6">
+    <w:name w:val="כותרת משנה תו"/>
+    <w:basedOn w:val="a0"/>
+    <w:link w:val="a5"/>
     <w:uiPriority w:val="11"/>
     <w:rsid w:val="00F52813"/>
     <w:rPr>
@@ -8329,11 +7865,11 @@
       <w:szCs w:val="28"/>
     </w:rPr>
   </w:style>
-  <w:style w:type="paragraph" w:styleId="Quote">
+  <w:style w:type="paragraph" w:styleId="a7">
     <w:name w:val="Quote"/>
-    <w:basedOn w:val="Normal"/>
-    <w:next w:val="Normal"/>
-    <w:link w:val="QuoteChar"/>
+    <w:basedOn w:val="a"/>
+    <w:next w:val="a"/>
+    <w:link w:val="a8"/>
     <w:uiPriority w:val="29"/>
     <w:qFormat/>
     <w:rsid w:val="00F52813"/>
@@ -8347,10 +7883,10 @@
       <w:color w:val="404040" w:themeColor="text1" w:themeTint="BF"/>
     </w:rPr>
   </w:style>
-  <w:style w:type="character" w:customStyle="1" w:styleId="QuoteChar">
-    <w:name w:val="Quote Char"/>
-    <w:basedOn w:val="DefaultParagraphFont"/>
-    <w:link w:val="Quote"/>
+  <w:style w:type="character" w:customStyle="1" w:styleId="a8">
+    <w:name w:val="ציטוט תו"/>
+    <w:basedOn w:val="a0"/>
+    <w:link w:val="a7"/>
     <w:uiPriority w:val="29"/>
     <w:rsid w:val="00F52813"/>
     <w:rPr>
@@ -8359,9 +7895,9 @@
       <w:color w:val="404040" w:themeColor="text1" w:themeTint="BF"/>
     </w:rPr>
   </w:style>
-  <w:style w:type="paragraph" w:styleId="ListParagraph">
+  <w:style w:type="paragraph" w:styleId="a9">
     <w:name w:val="List Paragraph"/>
-    <w:basedOn w:val="Normal"/>
+    <w:basedOn w:val="a"/>
     <w:uiPriority w:val="34"/>
     <w:qFormat/>
     <w:rsid w:val="00F52813"/>
@@ -8370,9 +7906,9 @@
       <w:contextualSpacing/>
     </w:pPr>
   </w:style>
-  <w:style w:type="character" w:styleId="IntenseEmphasis">
+  <w:style w:type="character" w:styleId="aa">
     <w:name w:val="Intense Emphasis"/>
-    <w:basedOn w:val="DefaultParagraphFont"/>
+    <w:basedOn w:val="a0"/>
     <w:uiPriority w:val="21"/>
     <w:qFormat/>
     <w:rsid w:val="00F52813"/>
@@ -8382,11 +7918,11 @@
       <w:color w:val="0F4761" w:themeColor="accent1" w:themeShade="BF"/>
     </w:rPr>
   </w:style>
-  <w:style w:type="paragraph" w:styleId="IntenseQuote">
+  <w:style w:type="paragraph" w:styleId="ab">
     <w:name w:val="Intense Quote"/>
-    <w:basedOn w:val="Normal"/>
-    <w:next w:val="Normal"/>
-    <w:link w:val="IntenseQuoteChar"/>
+    <w:basedOn w:val="a"/>
+    <w:next w:val="a"/>
+    <w:link w:val="ac"/>
     <w:uiPriority w:val="30"/>
     <w:qFormat/>
     <w:rsid w:val="00F52813"/>
@@ -8405,10 +7941,10 @@
       <w:color w:val="0F4761" w:themeColor="accent1" w:themeShade="BF"/>
     </w:rPr>
   </w:style>
-  <w:style w:type="character" w:customStyle="1" w:styleId="IntenseQuoteChar">
-    <w:name w:val="Intense Quote Char"/>
-    <w:basedOn w:val="DefaultParagraphFont"/>
-    <w:link w:val="IntenseQuote"/>
+  <w:style w:type="character" w:customStyle="1" w:styleId="ac">
+    <w:name w:val="ציטוט חזק תו"/>
+    <w:basedOn w:val="a0"/>
+    <w:link w:val="ab"/>
     <w:uiPriority w:val="30"/>
     <w:rsid w:val="00F52813"/>
     <w:rPr>
@@ -8417,9 +7953,9 @@
       <w:color w:val="0F4761" w:themeColor="accent1" w:themeShade="BF"/>
     </w:rPr>
   </w:style>
-  <w:style w:type="character" w:styleId="IntenseReference">
+  <w:style w:type="character" w:styleId="ad">
     <w:name w:val="Intense Reference"/>
-    <w:basedOn w:val="DefaultParagraphFont"/>
+    <w:basedOn w:val="a0"/>
     <w:uiPriority w:val="32"/>
     <w:qFormat/>
     <w:rsid w:val="00F52813"/>
@@ -8431,9 +7967,9 @@
       <w:spacing w:val="5"/>
     </w:rPr>
   </w:style>
-  <w:style w:type="table" w:styleId="TableGrid">
+  <w:style w:type="table" w:styleId="ae">
     <w:name w:val="Table Grid"/>
-    <w:basedOn w:val="TableNormal"/>
+    <w:basedOn w:val="a1"/>
     <w:uiPriority w:val="39"/>
     <w:rsid w:val="006C1FA1"/>
     <w:pPr>
@@ -8449,6 +7985,29 @@
         <w:insideV w:val="single" w:sz="4" w:space="0" w:color="auto"/>
       </w:tblBorders>
     </w:tblPr>
+  </w:style>
+  <w:style w:type="character" w:styleId="Hyperlink">
+    <w:name w:val="Hyperlink"/>
+    <w:basedOn w:val="a0"/>
+    <w:uiPriority w:val="99"/>
+    <w:unhideWhenUsed/>
+    <w:rsid w:val="00200EFD"/>
+    <w:rPr>
+      <w:color w:val="467886" w:themeColor="hyperlink"/>
+      <w:u w:val="single"/>
+    </w:rPr>
+  </w:style>
+  <w:style w:type="character" w:styleId="af">
+    <w:name w:val="Unresolved Mention"/>
+    <w:basedOn w:val="a0"/>
+    <w:uiPriority w:val="99"/>
+    <w:semiHidden/>
+    <w:unhideWhenUsed/>
+    <w:rsid w:val="00200EFD"/>
+    <w:rPr>
+      <w:color w:val="605E5C"/>
+      <w:shd w:val="clear" w:color="auto" w:fill="E1DFDD"/>
+    </w:rPr>
   </w:style>
 </w:styles>
 </file>

--- a/G1_Assignment2/G1_SprintBacklog.docx
+++ b/G1_Assignment2/G1_SprintBacklog.docx
@@ -156,7 +156,6 @@
       <w:pPr>
         <w:bidi w:val="0"/>
         <w:rPr>
-          <w:rFonts w:hint="cs"/>
           <w:sz w:val="28"/>
           <w:szCs w:val="28"/>
           <w:rtl/>
@@ -189,6 +188,9 @@
         </w:r>
       </w:hyperlink>
       <w:r>
+        <w:t xml:space="preserve"> </w:t>
+      </w:r>
+      <w:r>
         <w:rPr>
           <w:rFonts w:hint="cs"/>
           <w:sz w:val="28"/>
@@ -204,12 +206,10 @@
         <w:rPr>
           <w:sz w:val="28"/>
           <w:szCs w:val="28"/>
-        </w:rPr>
-      </w:pPr>
-    </w:p>
-    <w:p>
-      <w:pPr>
-        <w:jc w:val="right"/>
+          <w:rtl/>
+        </w:rPr>
+      </w:pPr>
+      <w:r>
         <w:rPr>
           <w:b/>
           <w:bCs/>
@@ -217,13 +217,20 @@
           <w:szCs w:val="28"/>
           <w:u w:val="single"/>
         </w:rPr>
-      </w:pPr>
+        <w:t>Due date:</w:t>
+      </w:r>
+      <w:r>
+        <w:rPr>
+          <w:sz w:val="28"/>
+          <w:szCs w:val="28"/>
+        </w:rPr>
+        <w:t xml:space="preserve"> 16/05/2026</w:t>
+      </w:r>
     </w:p>
     <w:p>
       <w:pPr>
         <w:jc w:val="right"/>
         <w:rPr>
-          <w:rFonts w:hint="cs"/>
           <w:b/>
           <w:bCs/>
           <w:sz w:val="28"/>
@@ -236,7 +243,18 @@
       <w:pPr>
         <w:jc w:val="right"/>
         <w:rPr>
-          <w:rFonts w:hint="cs"/>
+          <w:b/>
+          <w:bCs/>
+          <w:sz w:val="28"/>
+          <w:szCs w:val="28"/>
+          <w:u w:val="single"/>
+        </w:rPr>
+      </w:pPr>
+    </w:p>
+    <w:p>
+      <w:pPr>
+        <w:jc w:val="right"/>
+        <w:rPr>
           <w:b/>
           <w:bCs/>
           <w:sz w:val="28"/>
@@ -559,7 +577,7 @@
     </w:p>
     <w:p>
       <w:pPr>
-        <w:pStyle w:val="a9"/>
+        <w:pStyle w:val="ListParagraph"/>
         <w:numPr>
           <w:ilvl w:val="0"/>
           <w:numId w:val="2"/>
@@ -589,7 +607,7 @@
     </w:p>
     <w:p>
       <w:pPr>
-        <w:pStyle w:val="a9"/>
+        <w:pStyle w:val="ListParagraph"/>
         <w:numPr>
           <w:ilvl w:val="0"/>
           <w:numId w:val="2"/>
@@ -610,7 +628,7 @@
     </w:p>
     <w:p>
       <w:pPr>
-        <w:pStyle w:val="a9"/>
+        <w:pStyle w:val="ListParagraph"/>
         <w:numPr>
           <w:ilvl w:val="0"/>
           <w:numId w:val="2"/>
@@ -631,7 +649,7 @@
     </w:p>
     <w:p>
       <w:pPr>
-        <w:pStyle w:val="a9"/>
+        <w:pStyle w:val="ListParagraph"/>
         <w:numPr>
           <w:ilvl w:val="0"/>
           <w:numId w:val="2"/>
@@ -652,7 +670,7 @@
     </w:p>
     <w:p>
       <w:pPr>
-        <w:pStyle w:val="a9"/>
+        <w:pStyle w:val="ListParagraph"/>
         <w:numPr>
           <w:ilvl w:val="0"/>
           <w:numId w:val="2"/>
@@ -673,7 +691,7 @@
     </w:p>
     <w:p>
       <w:pPr>
-        <w:pStyle w:val="a9"/>
+        <w:pStyle w:val="ListParagraph"/>
         <w:numPr>
           <w:ilvl w:val="0"/>
           <w:numId w:val="2"/>
@@ -694,7 +712,7 @@
     </w:p>
     <w:p>
       <w:pPr>
-        <w:pStyle w:val="a9"/>
+        <w:pStyle w:val="ListParagraph"/>
         <w:numPr>
           <w:ilvl w:val="0"/>
           <w:numId w:val="2"/>
@@ -715,7 +733,7 @@
     </w:p>
     <w:p>
       <w:pPr>
-        <w:pStyle w:val="a9"/>
+        <w:pStyle w:val="ListParagraph"/>
         <w:numPr>
           <w:ilvl w:val="0"/>
           <w:numId w:val="2"/>
@@ -736,7 +754,7 @@
     </w:p>
     <w:p>
       <w:pPr>
-        <w:pStyle w:val="a9"/>
+        <w:pStyle w:val="ListParagraph"/>
         <w:numPr>
           <w:ilvl w:val="0"/>
           <w:numId w:val="2"/>
@@ -757,7 +775,7 @@
     </w:p>
     <w:p>
       <w:pPr>
-        <w:pStyle w:val="a9"/>
+        <w:pStyle w:val="ListParagraph"/>
         <w:numPr>
           <w:ilvl w:val="0"/>
           <w:numId w:val="2"/>
@@ -778,7 +796,7 @@
     </w:p>
     <w:p>
       <w:pPr>
-        <w:pStyle w:val="a9"/>
+        <w:pStyle w:val="ListParagraph"/>
         <w:numPr>
           <w:ilvl w:val="0"/>
           <w:numId w:val="2"/>
@@ -799,7 +817,7 @@
     </w:p>
     <w:p>
       <w:pPr>
-        <w:pStyle w:val="a9"/>
+        <w:pStyle w:val="ListParagraph"/>
         <w:numPr>
           <w:ilvl w:val="0"/>
           <w:numId w:val="2"/>
@@ -820,7 +838,7 @@
     </w:p>
     <w:p>
       <w:pPr>
-        <w:pStyle w:val="a9"/>
+        <w:pStyle w:val="ListParagraph"/>
         <w:numPr>
           <w:ilvl w:val="0"/>
           <w:numId w:val="2"/>
@@ -841,7 +859,7 @@
     </w:p>
     <w:p>
       <w:pPr>
-        <w:pStyle w:val="a9"/>
+        <w:pStyle w:val="ListParagraph"/>
         <w:numPr>
           <w:ilvl w:val="0"/>
           <w:numId w:val="2"/>
@@ -871,7 +889,7 @@
     </w:p>
     <w:p>
       <w:pPr>
-        <w:pStyle w:val="a9"/>
+        <w:pStyle w:val="ListParagraph"/>
         <w:numPr>
           <w:ilvl w:val="0"/>
           <w:numId w:val="2"/>
@@ -924,7 +942,7 @@
     </w:p>
     <w:p>
       <w:pPr>
-        <w:pStyle w:val="a9"/>
+        <w:pStyle w:val="ListParagraph"/>
         <w:numPr>
           <w:ilvl w:val="0"/>
           <w:numId w:val="2"/>
@@ -945,7 +963,7 @@
     </w:p>
     <w:p>
       <w:pPr>
-        <w:pStyle w:val="a9"/>
+        <w:pStyle w:val="ListParagraph"/>
         <w:numPr>
           <w:ilvl w:val="0"/>
           <w:numId w:val="2"/>
@@ -973,7 +991,7 @@
     </w:p>
     <w:p>
       <w:pPr>
-        <w:pStyle w:val="a9"/>
+        <w:pStyle w:val="ListParagraph"/>
         <w:numPr>
           <w:ilvl w:val="0"/>
           <w:numId w:val="2"/>
@@ -994,7 +1012,7 @@
     </w:p>
     <w:p>
       <w:pPr>
-        <w:pStyle w:val="a9"/>
+        <w:pStyle w:val="ListParagraph"/>
         <w:numPr>
           <w:ilvl w:val="0"/>
           <w:numId w:val="2"/>
@@ -1015,7 +1033,7 @@
     </w:p>
     <w:p>
       <w:pPr>
-        <w:pStyle w:val="a9"/>
+        <w:pStyle w:val="ListParagraph"/>
         <w:numPr>
           <w:ilvl w:val="0"/>
           <w:numId w:val="2"/>
@@ -1036,7 +1054,7 @@
     </w:p>
     <w:p>
       <w:pPr>
-        <w:pStyle w:val="a9"/>
+        <w:pStyle w:val="ListParagraph"/>
         <w:numPr>
           <w:ilvl w:val="0"/>
           <w:numId w:val="2"/>
@@ -1320,7 +1338,7 @@
     </w:p>
     <w:p>
       <w:pPr>
-        <w:pStyle w:val="a9"/>
+        <w:pStyle w:val="ListParagraph"/>
         <w:numPr>
           <w:ilvl w:val="0"/>
           <w:numId w:val="3"/>
@@ -1341,7 +1359,7 @@
     </w:p>
     <w:p>
       <w:pPr>
-        <w:pStyle w:val="a9"/>
+        <w:pStyle w:val="ListParagraph"/>
         <w:numPr>
           <w:ilvl w:val="0"/>
           <w:numId w:val="3"/>
@@ -1362,7 +1380,7 @@
     </w:p>
     <w:p>
       <w:pPr>
-        <w:pStyle w:val="a9"/>
+        <w:pStyle w:val="ListParagraph"/>
         <w:numPr>
           <w:ilvl w:val="0"/>
           <w:numId w:val="3"/>
@@ -1383,7 +1401,7 @@
     </w:p>
     <w:p>
       <w:pPr>
-        <w:pStyle w:val="a9"/>
+        <w:pStyle w:val="ListParagraph"/>
         <w:numPr>
           <w:ilvl w:val="0"/>
           <w:numId w:val="3"/>
@@ -1404,7 +1422,7 @@
     </w:p>
     <w:p>
       <w:pPr>
-        <w:pStyle w:val="a9"/>
+        <w:pStyle w:val="ListParagraph"/>
         <w:numPr>
           <w:ilvl w:val="0"/>
           <w:numId w:val="3"/>
@@ -1443,7 +1461,7 @@
     </w:p>
     <w:tbl>
       <w:tblPr>
-        <w:tblStyle w:val="ae"/>
+        <w:tblStyle w:val="TableGrid"/>
         <w:tblW w:w="0" w:type="auto"/>
         <w:tblLook w:val="04A0" w:firstRow="1" w:lastRow="0" w:firstColumn="1" w:lastColumn="0" w:noHBand="0" w:noVBand="1"/>
       </w:tblPr>
@@ -1891,7 +1909,7 @@
     </w:p>
     <w:p>
       <w:pPr>
-        <w:pStyle w:val="a9"/>
+        <w:pStyle w:val="ListParagraph"/>
         <w:numPr>
           <w:ilvl w:val="0"/>
           <w:numId w:val="4"/>
@@ -1912,7 +1930,7 @@
     </w:p>
     <w:p>
       <w:pPr>
-        <w:pStyle w:val="a9"/>
+        <w:pStyle w:val="ListParagraph"/>
         <w:numPr>
           <w:ilvl w:val="0"/>
           <w:numId w:val="4"/>
@@ -1933,7 +1951,7 @@
     </w:p>
     <w:p>
       <w:pPr>
-        <w:pStyle w:val="a9"/>
+        <w:pStyle w:val="ListParagraph"/>
         <w:numPr>
           <w:ilvl w:val="0"/>
           <w:numId w:val="4"/>
@@ -1954,7 +1972,7 @@
     </w:p>
     <w:p>
       <w:pPr>
-        <w:pStyle w:val="a9"/>
+        <w:pStyle w:val="ListParagraph"/>
         <w:numPr>
           <w:ilvl w:val="0"/>
           <w:numId w:val="4"/>
@@ -1984,7 +2002,7 @@
     </w:p>
     <w:p>
       <w:pPr>
-        <w:pStyle w:val="a9"/>
+        <w:pStyle w:val="ListParagraph"/>
         <w:numPr>
           <w:ilvl w:val="0"/>
           <w:numId w:val="4"/>
@@ -2023,7 +2041,7 @@
     </w:p>
     <w:tbl>
       <w:tblPr>
-        <w:tblStyle w:val="ae"/>
+        <w:tblStyle w:val="TableGrid"/>
         <w:tblW w:w="0" w:type="auto"/>
         <w:tblLook w:val="04A0" w:firstRow="1" w:lastRow="0" w:firstColumn="1" w:lastColumn="0" w:noHBand="0" w:noVBand="1"/>
       </w:tblPr>
@@ -2502,7 +2520,7 @@
     </w:p>
     <w:p>
       <w:pPr>
-        <w:pStyle w:val="a9"/>
+        <w:pStyle w:val="ListParagraph"/>
         <w:numPr>
           <w:ilvl w:val="0"/>
           <w:numId w:val="5"/>
@@ -2523,7 +2541,7 @@
     </w:p>
     <w:p>
       <w:pPr>
-        <w:pStyle w:val="a9"/>
+        <w:pStyle w:val="ListParagraph"/>
         <w:numPr>
           <w:ilvl w:val="0"/>
           <w:numId w:val="5"/>
@@ -2551,7 +2569,7 @@
     </w:p>
     <w:p>
       <w:pPr>
-        <w:pStyle w:val="a9"/>
+        <w:pStyle w:val="ListParagraph"/>
         <w:numPr>
           <w:ilvl w:val="0"/>
           <w:numId w:val="5"/>
@@ -2579,7 +2597,7 @@
     </w:p>
     <w:p>
       <w:pPr>
-        <w:pStyle w:val="a9"/>
+        <w:pStyle w:val="ListParagraph"/>
         <w:numPr>
           <w:ilvl w:val="0"/>
           <w:numId w:val="5"/>
@@ -2623,7 +2641,7 @@
     </w:p>
     <w:p>
       <w:pPr>
-        <w:pStyle w:val="a9"/>
+        <w:pStyle w:val="ListParagraph"/>
         <w:numPr>
           <w:ilvl w:val="0"/>
           <w:numId w:val="5"/>
@@ -2662,7 +2680,7 @@
     </w:p>
     <w:tbl>
       <w:tblPr>
-        <w:tblStyle w:val="ae"/>
+        <w:tblStyle w:val="TableGrid"/>
         <w:tblW w:w="0" w:type="auto"/>
         <w:tblLook w:val="04A0" w:firstRow="1" w:lastRow="0" w:firstColumn="1" w:lastColumn="0" w:noHBand="0" w:noVBand="1"/>
       </w:tblPr>
@@ -3180,7 +3198,7 @@
     </w:p>
     <w:p>
       <w:pPr>
-        <w:pStyle w:val="a9"/>
+        <w:pStyle w:val="ListParagraph"/>
         <w:numPr>
           <w:ilvl w:val="0"/>
           <w:numId w:val="6"/>
@@ -3201,7 +3219,7 @@
     </w:p>
     <w:p>
       <w:pPr>
-        <w:pStyle w:val="a9"/>
+        <w:pStyle w:val="ListParagraph"/>
         <w:numPr>
           <w:ilvl w:val="0"/>
           <w:numId w:val="6"/>
@@ -3222,7 +3240,7 @@
     </w:p>
     <w:p>
       <w:pPr>
-        <w:pStyle w:val="a9"/>
+        <w:pStyle w:val="ListParagraph"/>
         <w:numPr>
           <w:ilvl w:val="0"/>
           <w:numId w:val="6"/>
@@ -3243,7 +3261,7 @@
     </w:p>
     <w:p>
       <w:pPr>
-        <w:pStyle w:val="a9"/>
+        <w:pStyle w:val="ListParagraph"/>
         <w:numPr>
           <w:ilvl w:val="0"/>
           <w:numId w:val="6"/>
@@ -3264,7 +3282,7 @@
     </w:p>
     <w:p>
       <w:pPr>
-        <w:pStyle w:val="a9"/>
+        <w:pStyle w:val="ListParagraph"/>
         <w:numPr>
           <w:ilvl w:val="0"/>
           <w:numId w:val="6"/>
@@ -3303,7 +3321,7 @@
     </w:p>
     <w:tbl>
       <w:tblPr>
-        <w:tblStyle w:val="ae"/>
+        <w:tblStyle w:val="TableGrid"/>
         <w:tblW w:w="0" w:type="auto"/>
         <w:tblLook w:val="04A0" w:firstRow="1" w:lastRow="0" w:firstColumn="1" w:lastColumn="0" w:noHBand="0" w:noVBand="1"/>
       </w:tblPr>
@@ -3761,7 +3779,7 @@
     </w:p>
     <w:p>
       <w:pPr>
-        <w:pStyle w:val="a9"/>
+        <w:pStyle w:val="ListParagraph"/>
         <w:numPr>
           <w:ilvl w:val="0"/>
           <w:numId w:val="7"/>
@@ -3782,7 +3800,7 @@
     </w:p>
     <w:p>
       <w:pPr>
-        <w:pStyle w:val="a9"/>
+        <w:pStyle w:val="ListParagraph"/>
         <w:numPr>
           <w:ilvl w:val="0"/>
           <w:numId w:val="7"/>
@@ -3803,7 +3821,7 @@
     </w:p>
     <w:p>
       <w:pPr>
-        <w:pStyle w:val="a9"/>
+        <w:pStyle w:val="ListParagraph"/>
         <w:numPr>
           <w:ilvl w:val="0"/>
           <w:numId w:val="7"/>
@@ -3824,7 +3842,7 @@
     </w:p>
     <w:p>
       <w:pPr>
-        <w:pStyle w:val="a9"/>
+        <w:pStyle w:val="ListParagraph"/>
         <w:numPr>
           <w:ilvl w:val="0"/>
           <w:numId w:val="7"/>
@@ -3845,7 +3863,7 @@
     </w:p>
     <w:p>
       <w:pPr>
-        <w:pStyle w:val="a9"/>
+        <w:pStyle w:val="ListParagraph"/>
         <w:numPr>
           <w:ilvl w:val="0"/>
           <w:numId w:val="7"/>
@@ -3884,7 +3902,7 @@
     </w:p>
     <w:tbl>
       <w:tblPr>
-        <w:tblStyle w:val="ae"/>
+        <w:tblStyle w:val="TableGrid"/>
         <w:tblW w:w="0" w:type="auto"/>
         <w:tblLook w:val="04A0" w:firstRow="1" w:lastRow="0" w:firstColumn="1" w:lastColumn="0" w:noHBand="0" w:noVBand="1"/>
       </w:tblPr>
@@ -4363,7 +4381,7 @@
     </w:p>
     <w:p>
       <w:pPr>
-        <w:pStyle w:val="a9"/>
+        <w:pStyle w:val="ListParagraph"/>
         <w:numPr>
           <w:ilvl w:val="0"/>
           <w:numId w:val="8"/>
@@ -4384,7 +4402,7 @@
     </w:p>
     <w:p>
       <w:pPr>
-        <w:pStyle w:val="a9"/>
+        <w:pStyle w:val="ListParagraph"/>
         <w:numPr>
           <w:ilvl w:val="0"/>
           <w:numId w:val="8"/>
@@ -4405,7 +4423,7 @@
     </w:p>
     <w:p>
       <w:pPr>
-        <w:pStyle w:val="a9"/>
+        <w:pStyle w:val="ListParagraph"/>
         <w:numPr>
           <w:ilvl w:val="0"/>
           <w:numId w:val="8"/>
@@ -4442,7 +4460,7 @@
     </w:p>
     <w:p>
       <w:pPr>
-        <w:pStyle w:val="a9"/>
+        <w:pStyle w:val="ListParagraph"/>
         <w:numPr>
           <w:ilvl w:val="0"/>
           <w:numId w:val="8"/>
@@ -4463,7 +4481,7 @@
     </w:p>
     <w:p>
       <w:pPr>
-        <w:pStyle w:val="a9"/>
+        <w:pStyle w:val="ListParagraph"/>
         <w:numPr>
           <w:ilvl w:val="0"/>
           <w:numId w:val="8"/>
@@ -4484,7 +4502,7 @@
     </w:p>
     <w:p>
       <w:pPr>
-        <w:pStyle w:val="a9"/>
+        <w:pStyle w:val="ListParagraph"/>
         <w:numPr>
           <w:ilvl w:val="0"/>
           <w:numId w:val="8"/>
@@ -4551,7 +4569,7 @@
     </w:p>
     <w:tbl>
       <w:tblPr>
-        <w:tblStyle w:val="ae"/>
+        <w:tblStyle w:val="TableGrid"/>
         <w:tblW w:w="0" w:type="auto"/>
         <w:tblLook w:val="04A0" w:firstRow="1" w:lastRow="0" w:firstColumn="1" w:lastColumn="0" w:noHBand="0" w:noVBand="1"/>
       </w:tblPr>
@@ -5122,7 +5140,7 @@
     </w:p>
     <w:p>
       <w:pPr>
-        <w:pStyle w:val="a9"/>
+        <w:pStyle w:val="ListParagraph"/>
         <w:numPr>
           <w:ilvl w:val="0"/>
           <w:numId w:val="9"/>
@@ -5143,7 +5161,7 @@
     </w:p>
     <w:p>
       <w:pPr>
-        <w:pStyle w:val="a9"/>
+        <w:pStyle w:val="ListParagraph"/>
         <w:numPr>
           <w:ilvl w:val="0"/>
           <w:numId w:val="9"/>
@@ -5164,7 +5182,7 @@
     </w:p>
     <w:p>
       <w:pPr>
-        <w:pStyle w:val="a9"/>
+        <w:pStyle w:val="ListParagraph"/>
         <w:numPr>
           <w:ilvl w:val="0"/>
           <w:numId w:val="9"/>
@@ -5217,7 +5235,7 @@
     </w:p>
     <w:p>
       <w:pPr>
-        <w:pStyle w:val="a9"/>
+        <w:pStyle w:val="ListParagraph"/>
         <w:numPr>
           <w:ilvl w:val="0"/>
           <w:numId w:val="9"/>
@@ -5238,7 +5256,7 @@
     </w:p>
     <w:p>
       <w:pPr>
-        <w:pStyle w:val="a9"/>
+        <w:pStyle w:val="ListParagraph"/>
         <w:numPr>
           <w:ilvl w:val="0"/>
           <w:numId w:val="9"/>
@@ -5259,7 +5277,7 @@
     </w:p>
     <w:p>
       <w:pPr>
-        <w:pStyle w:val="a9"/>
+        <w:pStyle w:val="ListParagraph"/>
         <w:numPr>
           <w:ilvl w:val="0"/>
           <w:numId w:val="9"/>
@@ -5280,7 +5298,7 @@
     </w:p>
     <w:p>
       <w:pPr>
-        <w:pStyle w:val="a9"/>
+        <w:pStyle w:val="ListParagraph"/>
         <w:numPr>
           <w:ilvl w:val="0"/>
           <w:numId w:val="9"/>
@@ -5333,7 +5351,7 @@
     </w:p>
     <w:tbl>
       <w:tblPr>
-        <w:tblStyle w:val="ae"/>
+        <w:tblStyle w:val="TableGrid"/>
         <w:tblW w:w="0" w:type="auto"/>
         <w:tblLook w:val="04A0" w:firstRow="1" w:lastRow="0" w:firstColumn="1" w:lastColumn="0" w:noHBand="0" w:noVBand="1"/>
       </w:tblPr>
@@ -7444,18 +7462,18 @@
     <w:lsdException w:name="Unresolved Mention" w:semiHidden="1" w:unhideWhenUsed="1"/>
     <w:lsdException w:name="Smart Link" w:semiHidden="1" w:unhideWhenUsed="1"/>
   </w:latentStyles>
-  <w:style w:type="paragraph" w:default="1" w:styleId="a">
+  <w:style w:type="paragraph" w:default="1" w:styleId="Normal">
     <w:name w:val="Normal"/>
     <w:qFormat/>
     <w:pPr>
       <w:bidi/>
     </w:pPr>
   </w:style>
-  <w:style w:type="paragraph" w:styleId="1">
+  <w:style w:type="paragraph" w:styleId="Heading1">
     <w:name w:val="heading 1"/>
-    <w:basedOn w:val="a"/>
-    <w:next w:val="a"/>
-    <w:link w:val="10"/>
+    <w:basedOn w:val="Normal"/>
+    <w:next w:val="Normal"/>
+    <w:link w:val="Heading1Char"/>
     <w:uiPriority w:val="9"/>
     <w:qFormat/>
     <w:rsid w:val="00F52813"/>
@@ -7472,11 +7490,11 @@
       <w:szCs w:val="40"/>
     </w:rPr>
   </w:style>
-  <w:style w:type="paragraph" w:styleId="2">
+  <w:style w:type="paragraph" w:styleId="Heading2">
     <w:name w:val="heading 2"/>
-    <w:basedOn w:val="a"/>
-    <w:next w:val="a"/>
-    <w:link w:val="20"/>
+    <w:basedOn w:val="Normal"/>
+    <w:next w:val="Normal"/>
+    <w:link w:val="Heading2Char"/>
     <w:uiPriority w:val="9"/>
     <w:semiHidden/>
     <w:unhideWhenUsed/>
@@ -7495,11 +7513,11 @@
       <w:szCs w:val="32"/>
     </w:rPr>
   </w:style>
-  <w:style w:type="paragraph" w:styleId="3">
+  <w:style w:type="paragraph" w:styleId="Heading3">
     <w:name w:val="heading 3"/>
-    <w:basedOn w:val="a"/>
-    <w:next w:val="a"/>
-    <w:link w:val="30"/>
+    <w:basedOn w:val="Normal"/>
+    <w:next w:val="Normal"/>
+    <w:link w:val="Heading3Char"/>
     <w:uiPriority w:val="9"/>
     <w:semiHidden/>
     <w:unhideWhenUsed/>
@@ -7518,11 +7536,11 @@
       <w:szCs w:val="28"/>
     </w:rPr>
   </w:style>
-  <w:style w:type="paragraph" w:styleId="4">
+  <w:style w:type="paragraph" w:styleId="Heading4">
     <w:name w:val="heading 4"/>
-    <w:basedOn w:val="a"/>
-    <w:next w:val="a"/>
-    <w:link w:val="40"/>
+    <w:basedOn w:val="Normal"/>
+    <w:next w:val="Normal"/>
+    <w:link w:val="Heading4Char"/>
     <w:uiPriority w:val="9"/>
     <w:semiHidden/>
     <w:unhideWhenUsed/>
@@ -7541,11 +7559,11 @@
       <w:color w:val="0F4761" w:themeColor="accent1" w:themeShade="BF"/>
     </w:rPr>
   </w:style>
-  <w:style w:type="paragraph" w:styleId="5">
+  <w:style w:type="paragraph" w:styleId="Heading5">
     <w:name w:val="heading 5"/>
-    <w:basedOn w:val="a"/>
-    <w:next w:val="a"/>
-    <w:link w:val="50"/>
+    <w:basedOn w:val="Normal"/>
+    <w:next w:val="Normal"/>
+    <w:link w:val="Heading5Char"/>
     <w:uiPriority w:val="9"/>
     <w:semiHidden/>
     <w:unhideWhenUsed/>
@@ -7562,11 +7580,11 @@
       <w:color w:val="0F4761" w:themeColor="accent1" w:themeShade="BF"/>
     </w:rPr>
   </w:style>
-  <w:style w:type="paragraph" w:styleId="6">
+  <w:style w:type="paragraph" w:styleId="Heading6">
     <w:name w:val="heading 6"/>
-    <w:basedOn w:val="a"/>
-    <w:next w:val="a"/>
-    <w:link w:val="60"/>
+    <w:basedOn w:val="Normal"/>
+    <w:next w:val="Normal"/>
+    <w:link w:val="Heading6Char"/>
     <w:uiPriority w:val="9"/>
     <w:semiHidden/>
     <w:unhideWhenUsed/>
@@ -7585,11 +7603,11 @@
       <w:color w:val="595959" w:themeColor="text1" w:themeTint="A6"/>
     </w:rPr>
   </w:style>
-  <w:style w:type="paragraph" w:styleId="7">
+  <w:style w:type="paragraph" w:styleId="Heading7">
     <w:name w:val="heading 7"/>
-    <w:basedOn w:val="a"/>
-    <w:next w:val="a"/>
-    <w:link w:val="70"/>
+    <w:basedOn w:val="Normal"/>
+    <w:next w:val="Normal"/>
+    <w:link w:val="Heading7Char"/>
     <w:uiPriority w:val="9"/>
     <w:semiHidden/>
     <w:unhideWhenUsed/>
@@ -7606,11 +7624,11 @@
       <w:color w:val="595959" w:themeColor="text1" w:themeTint="A6"/>
     </w:rPr>
   </w:style>
-  <w:style w:type="paragraph" w:styleId="8">
+  <w:style w:type="paragraph" w:styleId="Heading8">
     <w:name w:val="heading 8"/>
-    <w:basedOn w:val="a"/>
-    <w:next w:val="a"/>
-    <w:link w:val="80"/>
+    <w:basedOn w:val="Normal"/>
+    <w:next w:val="Normal"/>
+    <w:link w:val="Heading8Char"/>
     <w:uiPriority w:val="9"/>
     <w:semiHidden/>
     <w:unhideWhenUsed/>
@@ -7629,11 +7647,11 @@
       <w:color w:val="272727" w:themeColor="text1" w:themeTint="D8"/>
     </w:rPr>
   </w:style>
-  <w:style w:type="paragraph" w:styleId="9">
+  <w:style w:type="paragraph" w:styleId="Heading9">
     <w:name w:val="heading 9"/>
-    <w:basedOn w:val="a"/>
-    <w:next w:val="a"/>
-    <w:link w:val="90"/>
+    <w:basedOn w:val="Normal"/>
+    <w:next w:val="Normal"/>
+    <w:link w:val="Heading9Char"/>
     <w:uiPriority w:val="9"/>
     <w:semiHidden/>
     <w:unhideWhenUsed/>
@@ -7650,13 +7668,13 @@
       <w:color w:val="272727" w:themeColor="text1" w:themeTint="D8"/>
     </w:rPr>
   </w:style>
-  <w:style w:type="character" w:default="1" w:styleId="a0">
+  <w:style w:type="character" w:default="1" w:styleId="DefaultParagraphFont">
     <w:name w:val="Default Paragraph Font"/>
     <w:uiPriority w:val="1"/>
     <w:semiHidden/>
     <w:unhideWhenUsed/>
   </w:style>
-  <w:style w:type="table" w:default="1" w:styleId="a1">
+  <w:style w:type="table" w:default="1" w:styleId="TableNormal">
     <w:name w:val="Normal Table"/>
     <w:uiPriority w:val="99"/>
     <w:semiHidden/>
@@ -7671,16 +7689,16 @@
       </w:tblCellMar>
     </w:tblPr>
   </w:style>
-  <w:style w:type="numbering" w:default="1" w:styleId="a2">
+  <w:style w:type="numbering" w:default="1" w:styleId="NoList">
     <w:name w:val="No List"/>
     <w:uiPriority w:val="99"/>
     <w:semiHidden/>
     <w:unhideWhenUsed/>
   </w:style>
-  <w:style w:type="character" w:customStyle="1" w:styleId="10">
-    <w:name w:val="כותרת 1 תו"/>
-    <w:basedOn w:val="a0"/>
-    <w:link w:val="1"/>
+  <w:style w:type="character" w:customStyle="1" w:styleId="Heading1Char">
+    <w:name w:val="Heading 1 Char"/>
+    <w:basedOn w:val="DefaultParagraphFont"/>
+    <w:link w:val="Heading1"/>
     <w:uiPriority w:val="9"/>
     <w:rsid w:val="00F52813"/>
     <w:rPr>
@@ -7690,10 +7708,10 @@
       <w:szCs w:val="40"/>
     </w:rPr>
   </w:style>
-  <w:style w:type="character" w:customStyle="1" w:styleId="20">
-    <w:name w:val="כותרת 2 תו"/>
-    <w:basedOn w:val="a0"/>
-    <w:link w:val="2"/>
+  <w:style w:type="character" w:customStyle="1" w:styleId="Heading2Char">
+    <w:name w:val="Heading 2 Char"/>
+    <w:basedOn w:val="DefaultParagraphFont"/>
+    <w:link w:val="Heading2"/>
     <w:uiPriority w:val="9"/>
     <w:semiHidden/>
     <w:rsid w:val="00F52813"/>
@@ -7704,10 +7722,10 @@
       <w:szCs w:val="32"/>
     </w:rPr>
   </w:style>
-  <w:style w:type="character" w:customStyle="1" w:styleId="30">
-    <w:name w:val="כותרת 3 תו"/>
-    <w:basedOn w:val="a0"/>
-    <w:link w:val="3"/>
+  <w:style w:type="character" w:customStyle="1" w:styleId="Heading3Char">
+    <w:name w:val="Heading 3 Char"/>
+    <w:basedOn w:val="DefaultParagraphFont"/>
+    <w:link w:val="Heading3"/>
     <w:uiPriority w:val="9"/>
     <w:semiHidden/>
     <w:rsid w:val="00F52813"/>
@@ -7718,10 +7736,10 @@
       <w:szCs w:val="28"/>
     </w:rPr>
   </w:style>
-  <w:style w:type="character" w:customStyle="1" w:styleId="40">
-    <w:name w:val="כותרת 4 תו"/>
-    <w:basedOn w:val="a0"/>
-    <w:link w:val="4"/>
+  <w:style w:type="character" w:customStyle="1" w:styleId="Heading4Char">
+    <w:name w:val="Heading 4 Char"/>
+    <w:basedOn w:val="DefaultParagraphFont"/>
+    <w:link w:val="Heading4"/>
     <w:uiPriority w:val="9"/>
     <w:semiHidden/>
     <w:rsid w:val="00F52813"/>
@@ -7732,10 +7750,10 @@
       <w:color w:val="0F4761" w:themeColor="accent1" w:themeShade="BF"/>
     </w:rPr>
   </w:style>
-  <w:style w:type="character" w:customStyle="1" w:styleId="50">
-    <w:name w:val="כותרת 5 תו"/>
-    <w:basedOn w:val="a0"/>
-    <w:link w:val="5"/>
+  <w:style w:type="character" w:customStyle="1" w:styleId="Heading5Char">
+    <w:name w:val="Heading 5 Char"/>
+    <w:basedOn w:val="DefaultParagraphFont"/>
+    <w:link w:val="Heading5"/>
     <w:uiPriority w:val="9"/>
     <w:semiHidden/>
     <w:rsid w:val="00F52813"/>
@@ -7744,10 +7762,10 @@
       <w:color w:val="0F4761" w:themeColor="accent1" w:themeShade="BF"/>
     </w:rPr>
   </w:style>
-  <w:style w:type="character" w:customStyle="1" w:styleId="60">
-    <w:name w:val="כותרת 6 תו"/>
-    <w:basedOn w:val="a0"/>
-    <w:link w:val="6"/>
+  <w:style w:type="character" w:customStyle="1" w:styleId="Heading6Char">
+    <w:name w:val="Heading 6 Char"/>
+    <w:basedOn w:val="DefaultParagraphFont"/>
+    <w:link w:val="Heading6"/>
     <w:uiPriority w:val="9"/>
     <w:semiHidden/>
     <w:rsid w:val="00F52813"/>
@@ -7758,10 +7776,10 @@
       <w:color w:val="595959" w:themeColor="text1" w:themeTint="A6"/>
     </w:rPr>
   </w:style>
-  <w:style w:type="character" w:customStyle="1" w:styleId="70">
-    <w:name w:val="כותרת 7 תו"/>
-    <w:basedOn w:val="a0"/>
-    <w:link w:val="7"/>
+  <w:style w:type="character" w:customStyle="1" w:styleId="Heading7Char">
+    <w:name w:val="Heading 7 Char"/>
+    <w:basedOn w:val="DefaultParagraphFont"/>
+    <w:link w:val="Heading7"/>
     <w:uiPriority w:val="9"/>
     <w:semiHidden/>
     <w:rsid w:val="00F52813"/>
@@ -7770,10 +7788,10 @@
       <w:color w:val="595959" w:themeColor="text1" w:themeTint="A6"/>
     </w:rPr>
   </w:style>
-  <w:style w:type="character" w:customStyle="1" w:styleId="80">
-    <w:name w:val="כותרת 8 תו"/>
-    <w:basedOn w:val="a0"/>
-    <w:link w:val="8"/>
+  <w:style w:type="character" w:customStyle="1" w:styleId="Heading8Char">
+    <w:name w:val="Heading 8 Char"/>
+    <w:basedOn w:val="DefaultParagraphFont"/>
+    <w:link w:val="Heading8"/>
     <w:uiPriority w:val="9"/>
     <w:semiHidden/>
     <w:rsid w:val="00F52813"/>
@@ -7784,10 +7802,10 @@
       <w:color w:val="272727" w:themeColor="text1" w:themeTint="D8"/>
     </w:rPr>
   </w:style>
-  <w:style w:type="character" w:customStyle="1" w:styleId="90">
-    <w:name w:val="כותרת 9 תו"/>
-    <w:basedOn w:val="a0"/>
-    <w:link w:val="9"/>
+  <w:style w:type="character" w:customStyle="1" w:styleId="Heading9Char">
+    <w:name w:val="Heading 9 Char"/>
+    <w:basedOn w:val="DefaultParagraphFont"/>
+    <w:link w:val="Heading9"/>
     <w:uiPriority w:val="9"/>
     <w:semiHidden/>
     <w:rsid w:val="00F52813"/>
@@ -7796,11 +7814,11 @@
       <w:color w:val="272727" w:themeColor="text1" w:themeTint="D8"/>
     </w:rPr>
   </w:style>
-  <w:style w:type="paragraph" w:styleId="a3">
+  <w:style w:type="paragraph" w:styleId="Title">
     <w:name w:val="Title"/>
-    <w:basedOn w:val="a"/>
-    <w:next w:val="a"/>
-    <w:link w:val="a4"/>
+    <w:basedOn w:val="Normal"/>
+    <w:next w:val="Normal"/>
+    <w:link w:val="TitleChar"/>
     <w:uiPriority w:val="10"/>
     <w:qFormat/>
     <w:rsid w:val="00F52813"/>
@@ -7816,10 +7834,10 @@
       <w:szCs w:val="56"/>
     </w:rPr>
   </w:style>
-  <w:style w:type="character" w:customStyle="1" w:styleId="a4">
-    <w:name w:val="כותרת טקסט תו"/>
-    <w:basedOn w:val="a0"/>
-    <w:link w:val="a3"/>
+  <w:style w:type="character" w:customStyle="1" w:styleId="TitleChar">
+    <w:name w:val="Title Char"/>
+    <w:basedOn w:val="DefaultParagraphFont"/>
+    <w:link w:val="Title"/>
     <w:uiPriority w:val="10"/>
     <w:rsid w:val="00F52813"/>
     <w:rPr>
@@ -7830,11 +7848,11 @@
       <w:szCs w:val="56"/>
     </w:rPr>
   </w:style>
-  <w:style w:type="paragraph" w:styleId="a5">
+  <w:style w:type="paragraph" w:styleId="Subtitle">
     <w:name w:val="Subtitle"/>
-    <w:basedOn w:val="a"/>
-    <w:next w:val="a"/>
-    <w:link w:val="a6"/>
+    <w:basedOn w:val="Normal"/>
+    <w:next w:val="Normal"/>
+    <w:link w:val="SubtitleChar"/>
     <w:uiPriority w:val="11"/>
     <w:qFormat/>
     <w:rsid w:val="00F52813"/>
@@ -7851,10 +7869,10 @@
       <w:szCs w:val="28"/>
     </w:rPr>
   </w:style>
-  <w:style w:type="character" w:customStyle="1" w:styleId="a6">
-    <w:name w:val="כותרת משנה תו"/>
-    <w:basedOn w:val="a0"/>
-    <w:link w:val="a5"/>
+  <w:style w:type="character" w:customStyle="1" w:styleId="SubtitleChar">
+    <w:name w:val="Subtitle Char"/>
+    <w:basedOn w:val="DefaultParagraphFont"/>
+    <w:link w:val="Subtitle"/>
     <w:uiPriority w:val="11"/>
     <w:rsid w:val="00F52813"/>
     <w:rPr>
@@ -7865,11 +7883,11 @@
       <w:szCs w:val="28"/>
     </w:rPr>
   </w:style>
-  <w:style w:type="paragraph" w:styleId="a7">
+  <w:style w:type="paragraph" w:styleId="Quote">
     <w:name w:val="Quote"/>
-    <w:basedOn w:val="a"/>
-    <w:next w:val="a"/>
-    <w:link w:val="a8"/>
+    <w:basedOn w:val="Normal"/>
+    <w:next w:val="Normal"/>
+    <w:link w:val="QuoteChar"/>
     <w:uiPriority w:val="29"/>
     <w:qFormat/>
     <w:rsid w:val="00F52813"/>
@@ -7883,10 +7901,10 @@
       <w:color w:val="404040" w:themeColor="text1" w:themeTint="BF"/>
     </w:rPr>
   </w:style>
-  <w:style w:type="character" w:customStyle="1" w:styleId="a8">
-    <w:name w:val="ציטוט תו"/>
-    <w:basedOn w:val="a0"/>
-    <w:link w:val="a7"/>
+  <w:style w:type="character" w:customStyle="1" w:styleId="QuoteChar">
+    <w:name w:val="Quote Char"/>
+    <w:basedOn w:val="DefaultParagraphFont"/>
+    <w:link w:val="Quote"/>
     <w:uiPriority w:val="29"/>
     <w:rsid w:val="00F52813"/>
     <w:rPr>
@@ -7895,9 +7913,9 @@
       <w:color w:val="404040" w:themeColor="text1" w:themeTint="BF"/>
     </w:rPr>
   </w:style>
-  <w:style w:type="paragraph" w:styleId="a9">
+  <w:style w:type="paragraph" w:styleId="ListParagraph">
     <w:name w:val="List Paragraph"/>
-    <w:basedOn w:val="a"/>
+    <w:basedOn w:val="Normal"/>
     <w:uiPriority w:val="34"/>
     <w:qFormat/>
     <w:rsid w:val="00F52813"/>
@@ -7906,9 +7924,9 @@
       <w:contextualSpacing/>
     </w:pPr>
   </w:style>
-  <w:style w:type="character" w:styleId="aa">
+  <w:style w:type="character" w:styleId="IntenseEmphasis">
     <w:name w:val="Intense Emphasis"/>
-    <w:basedOn w:val="a0"/>
+    <w:basedOn w:val="DefaultParagraphFont"/>
     <w:uiPriority w:val="21"/>
     <w:qFormat/>
     <w:rsid w:val="00F52813"/>
@@ -7918,11 +7936,11 @@
       <w:color w:val="0F4761" w:themeColor="accent1" w:themeShade="BF"/>
     </w:rPr>
   </w:style>
-  <w:style w:type="paragraph" w:styleId="ab">
+  <w:style w:type="paragraph" w:styleId="IntenseQuote">
     <w:name w:val="Intense Quote"/>
-    <w:basedOn w:val="a"/>
-    <w:next w:val="a"/>
-    <w:link w:val="ac"/>
+    <w:basedOn w:val="Normal"/>
+    <w:next w:val="Normal"/>
+    <w:link w:val="IntenseQuoteChar"/>
     <w:uiPriority w:val="30"/>
     <w:qFormat/>
     <w:rsid w:val="00F52813"/>
@@ -7941,10 +7959,10 @@
       <w:color w:val="0F4761" w:themeColor="accent1" w:themeShade="BF"/>
     </w:rPr>
   </w:style>
-  <w:style w:type="character" w:customStyle="1" w:styleId="ac">
-    <w:name w:val="ציטוט חזק תו"/>
-    <w:basedOn w:val="a0"/>
-    <w:link w:val="ab"/>
+  <w:style w:type="character" w:customStyle="1" w:styleId="IntenseQuoteChar">
+    <w:name w:val="Intense Quote Char"/>
+    <w:basedOn w:val="DefaultParagraphFont"/>
+    <w:link w:val="IntenseQuote"/>
     <w:uiPriority w:val="30"/>
     <w:rsid w:val="00F52813"/>
     <w:rPr>
@@ -7953,9 +7971,9 @@
       <w:color w:val="0F4761" w:themeColor="accent1" w:themeShade="BF"/>
     </w:rPr>
   </w:style>
-  <w:style w:type="character" w:styleId="ad">
+  <w:style w:type="character" w:styleId="IntenseReference">
     <w:name w:val="Intense Reference"/>
-    <w:basedOn w:val="a0"/>
+    <w:basedOn w:val="DefaultParagraphFont"/>
     <w:uiPriority w:val="32"/>
     <w:qFormat/>
     <w:rsid w:val="00F52813"/>
@@ -7967,9 +7985,9 @@
       <w:spacing w:val="5"/>
     </w:rPr>
   </w:style>
-  <w:style w:type="table" w:styleId="ae">
+  <w:style w:type="table" w:styleId="TableGrid">
     <w:name w:val="Table Grid"/>
-    <w:basedOn w:val="a1"/>
+    <w:basedOn w:val="TableNormal"/>
     <w:uiPriority w:val="39"/>
     <w:rsid w:val="006C1FA1"/>
     <w:pPr>
@@ -7988,7 +8006,7 @@
   </w:style>
   <w:style w:type="character" w:styleId="Hyperlink">
     <w:name w:val="Hyperlink"/>
-    <w:basedOn w:val="a0"/>
+    <w:basedOn w:val="DefaultParagraphFont"/>
     <w:uiPriority w:val="99"/>
     <w:unhideWhenUsed/>
     <w:rsid w:val="00200EFD"/>
@@ -7997,9 +8015,9 @@
       <w:u w:val="single"/>
     </w:rPr>
   </w:style>
-  <w:style w:type="character" w:styleId="af">
+  <w:style w:type="character" w:styleId="UnresolvedMention">
     <w:name w:val="Unresolved Mention"/>
-    <w:basedOn w:val="a0"/>
+    <w:basedOn w:val="DefaultParagraphFont"/>
     <w:uiPriority w:val="99"/>
     <w:semiHidden/>
     <w:unhideWhenUsed/>
